--- a/lessons/3-5/downloads/reveal/teacher/3.5-homework-packet-level-1.docx
+++ b/lessons/3-5/downloads/reveal/teacher/3.5-homework-packet-level-1.docx
@@ -78,14 +78,15 @@
           <w:caps/>
           <w:color w:val="003A70"/>
           <w:spacing w:val="12"/>
-          <w:sz w:val="21"/>
+          <w:sz w:val="22"/>
           <w:szCs w:val="21"/>
         </w:rPr>
-        <w:t xml:space="preserve">Lesson 3-5  ·  Homework Packet  ·  Level 1  ·  Sheet 1 of 2</w:t>
+        <w:t xml:space="preserve">Lesson 3-5  ·  Homework Packet  ·  Supported  ·  Session 1 · pages 1–2</w:t>
       </w:r>
     </w:p>
     <w:p>
       <w:pPr>
+        <w:pStyle w:val="Heading1"/>
         <w:keepNext/>
         <w:spacing w:before="0" w:after="10" w:line="240" w:lineRule="auto"/>
       </w:pPr>
@@ -111,7 +112,7 @@
         <w:rPr>
           <w:rFonts w:ascii="Avenir Next" w:hAnsi="Avenir Next" w:cs="Avenir Next" w:eastAsia="Avenir Next"/>
           <w:color w:val="5A5F66"/>
-          <w:sz w:val="17"/>
+          <w:sz w:val="22"/>
           <w:szCs w:val="17"/>
         </w:rPr>
         <w:t xml:space="preserve">Maryland Standard 6.RP.A.3b   ·   Learning target — I can compare two ratios by scaling them until they share a common term.</w:t>
@@ -158,6 +159,7 @@
           </w:tcPr>
           <w:p>
             <w:pPr>
+              <w:pStyle w:val="Heading2"/>
               <w:spacing w:before="0" w:after="40" w:line="264" w:lineRule="auto"/>
             </w:pPr>
             <w:r>
@@ -185,25 +187,25 @@
                 <w:rFonts w:ascii="Avenir Next" w:hAnsi="Avenir Next" w:cs="Avenir Next" w:eastAsia="Avenir Next"/>
                 <w:b/>
                 <w:color w:val="003A70"/>
+                <w:sz w:val="22"/>
+                <w:szCs w:val="18"/>
+              </w:rPr>
+              <w:t xml:space="preserve">•</w:t>
+            </w:r>
+            <w:r>
+              <w:rPr>
+                <w:rFonts w:ascii="Avenir Next" w:hAnsi="Avenir Next" w:cs="Avenir Next" w:eastAsia="Avenir Next"/>
+                <w:color w:val="1A1A1A"/>
                 <w:sz w:val="18"/>
                 <w:szCs w:val="18"/>
               </w:rPr>
-              <w:t xml:space="preserve">•</w:t>
-            </w:r>
-            <w:r>
-              <w:rPr>
-                <w:rFonts w:ascii="Avenir Next" w:hAnsi="Avenir Next" w:cs="Avenir Next" w:eastAsia="Avenir Next"/>
-                <w:color w:val="1A1A1A"/>
-                <w:sz w:val="18"/>
-                <w:szCs w:val="18"/>
-              </w:rPr>
               <w:tab/>
             </w:r>
             <w:r>
               <w:rPr>
                 <w:rFonts w:ascii="Avenir Next" w:hAnsi="Avenir Next" w:cs="Avenir Next" w:eastAsia="Avenir Next"/>
                 <w:color w:val="1A1A1A"/>
-                <w:sz w:val="18"/>
+                <w:sz w:val="22"/>
                 <w:szCs w:val="18"/>
               </w:rPr>
               <w:t xml:space="preserve">To compare two ratios, scale them so one term is the </w:t>
@@ -213,7 +215,7 @@
                 <w:rFonts w:ascii="Avenir Next" w:hAnsi="Avenir Next" w:cs="Avenir Next" w:eastAsia="Avenir Next"/>
                 <w:b/>
                 <w:color w:val="1A1A1A"/>
-                <w:sz w:val="18"/>
+                <w:sz w:val="22"/>
                 <w:szCs w:val="18"/>
               </w:rPr>
               <w:t xml:space="preserve">same</w:t>
@@ -222,7 +224,7 @@
               <w:rPr>
                 <w:rFonts w:ascii="Avenir Next" w:hAnsi="Avenir Next" w:cs="Avenir Next" w:eastAsia="Avenir Next"/>
                 <w:color w:val="1A1A1A"/>
-                <w:sz w:val="18"/>
+                <w:sz w:val="22"/>
                 <w:szCs w:val="18"/>
               </w:rPr>
               <w:t xml:space="preserve">. Then compare the other terms.</w:t>
@@ -241,25 +243,25 @@
                 <w:rFonts w:ascii="Avenir Next" w:hAnsi="Avenir Next" w:cs="Avenir Next" w:eastAsia="Avenir Next"/>
                 <w:b/>
                 <w:color w:val="003A70"/>
+                <w:sz w:val="22"/>
+                <w:szCs w:val="18"/>
+              </w:rPr>
+              <w:t xml:space="preserve">•</w:t>
+            </w:r>
+            <w:r>
+              <w:rPr>
+                <w:rFonts w:ascii="Avenir Next" w:hAnsi="Avenir Next" w:cs="Avenir Next" w:eastAsia="Avenir Next"/>
+                <w:color w:val="1A1A1A"/>
                 <w:sz w:val="18"/>
                 <w:szCs w:val="18"/>
               </w:rPr>
-              <w:t xml:space="preserve">•</w:t>
-            </w:r>
-            <w:r>
-              <w:rPr>
-                <w:rFonts w:ascii="Avenir Next" w:hAnsi="Avenir Next" w:cs="Avenir Next" w:eastAsia="Avenir Next"/>
-                <w:color w:val="1A1A1A"/>
-                <w:sz w:val="18"/>
-                <w:szCs w:val="18"/>
-              </w:rPr>
               <w:tab/>
             </w:r>
             <w:r>
               <w:rPr>
                 <w:rFonts w:ascii="Avenir Next" w:hAnsi="Avenir Next" w:cs="Avenir Next" w:eastAsia="Avenir Next"/>
                 <w:color w:val="1A1A1A"/>
-                <w:sz w:val="18"/>
+                <w:sz w:val="22"/>
                 <w:szCs w:val="18"/>
               </w:rPr>
               <w:t xml:space="preserve">A bigger first number alone does </w:t>
@@ -269,7 +271,7 @@
                 <w:rFonts w:ascii="Avenir Next" w:hAnsi="Avenir Next" w:cs="Avenir Next" w:eastAsia="Avenir Next"/>
                 <w:b/>
                 <w:color w:val="1A1A1A"/>
-                <w:sz w:val="18"/>
+                <w:sz w:val="22"/>
                 <w:szCs w:val="18"/>
               </w:rPr>
               <w:t xml:space="preserve">not</w:t>
@@ -278,7 +280,7 @@
               <w:rPr>
                 <w:rFonts w:ascii="Avenir Next" w:hAnsi="Avenir Next" w:cs="Avenir Next" w:eastAsia="Avenir Next"/>
                 <w:color w:val="1A1A1A"/>
-                <w:sz w:val="18"/>
+                <w:sz w:val="22"/>
                 <w:szCs w:val="18"/>
               </w:rPr>
               <w:t xml:space="preserve"> tell you which mix is stronger.</w:t>
@@ -293,6 +295,7 @@
           </w:tcPr>
           <w:p>
             <w:pPr>
+              <w:pStyle w:val="Heading2"/>
               <w:spacing w:before="0" w:after="40" w:line="264" w:lineRule="auto"/>
             </w:pPr>
             <w:r>
@@ -315,7 +318,7 @@
               <w:rPr>
                 <w:rFonts w:ascii="Avenir Next" w:hAnsi="Avenir Next" w:cs="Avenir Next" w:eastAsia="Avenir Next"/>
                 <w:color w:val="1A1A1A"/>
-                <w:sz w:val="17"/>
+                <w:sz w:val="22"/>
                 <w:szCs w:val="17"/>
               </w:rPr>
               <w:t xml:space="preserve">Punch A uses 2 cups juice to 3 cups water. Punch B uses 3 cups juice to 5 cups water. Which tastes more like juice?</w:t>
@@ -334,25 +337,25 @@
                 <w:rFonts w:ascii="Avenir Next" w:hAnsi="Avenir Next" w:cs="Avenir Next" w:eastAsia="Avenir Next"/>
                 <w:b/>
                 <w:color w:val="003A70"/>
+                <w:sz w:val="22"/>
+                <w:szCs w:val="17"/>
+              </w:rPr>
+              <w:t xml:space="preserve">Step 1</w:t>
+            </w:r>
+            <w:r>
+              <w:rPr>
+                <w:rFonts w:ascii="Avenir Next" w:hAnsi="Avenir Next" w:cs="Avenir Next" w:eastAsia="Avenir Next"/>
+                <w:color w:val="1A1A1A"/>
                 <w:sz w:val="17"/>
                 <w:szCs w:val="17"/>
               </w:rPr>
-              <w:t xml:space="preserve">Step 1</w:t>
-            </w:r>
-            <w:r>
-              <w:rPr>
-                <w:rFonts w:ascii="Avenir Next" w:hAnsi="Avenir Next" w:cs="Avenir Next" w:eastAsia="Avenir Next"/>
-                <w:color w:val="1A1A1A"/>
-                <w:sz w:val="17"/>
-                <w:szCs w:val="17"/>
-              </w:rPr>
               <w:tab/>
             </w:r>
             <w:r>
               <w:rPr>
                 <w:rFonts w:ascii="Avenir Next" w:hAnsi="Avenir Next" w:cs="Avenir Next" w:eastAsia="Avenir Next"/>
                 <w:color w:val="1A1A1A"/>
-                <w:sz w:val="17"/>
+                <w:sz w:val="22"/>
                 <w:szCs w:val="17"/>
               </w:rPr>
               <w:t xml:space="preserve">Match the juice (LCM of 2 and 3 is 6): A = 6 : 9, B = 6 : 10</w:t>
@@ -371,25 +374,25 @@
                 <w:rFonts w:ascii="Avenir Next" w:hAnsi="Avenir Next" w:cs="Avenir Next" w:eastAsia="Avenir Next"/>
                 <w:b/>
                 <w:color w:val="003A70"/>
+                <w:sz w:val="22"/>
+                <w:szCs w:val="17"/>
+              </w:rPr>
+              <w:t xml:space="preserve">Step 2</w:t>
+            </w:r>
+            <w:r>
+              <w:rPr>
+                <w:rFonts w:ascii="Avenir Next" w:hAnsi="Avenir Next" w:cs="Avenir Next" w:eastAsia="Avenir Next"/>
+                <w:color w:val="1A1A1A"/>
                 <w:sz w:val="17"/>
                 <w:szCs w:val="17"/>
               </w:rPr>
-              <w:t xml:space="preserve">Step 2</w:t>
-            </w:r>
-            <w:r>
-              <w:rPr>
-                <w:rFonts w:ascii="Avenir Next" w:hAnsi="Avenir Next" w:cs="Avenir Next" w:eastAsia="Avenir Next"/>
-                <w:color w:val="1A1A1A"/>
-                <w:sz w:val="17"/>
-                <w:szCs w:val="17"/>
-              </w:rPr>
               <w:tab/>
             </w:r>
             <w:r>
               <w:rPr>
                 <w:rFonts w:ascii="Avenir Next" w:hAnsi="Avenir Next" w:cs="Avenir Next" w:eastAsia="Avenir Next"/>
                 <w:color w:val="1A1A1A"/>
-                <w:sz w:val="17"/>
+                <w:sz w:val="22"/>
                 <w:szCs w:val="17"/>
               </w:rPr>
               <w:t xml:space="preserve">Same juice, and A has less water</w:t>
@@ -408,18 +411,18 @@
                 <w:rFonts w:ascii="Avenir Next" w:hAnsi="Avenir Next" w:cs="Avenir Next" w:eastAsia="Avenir Next"/>
                 <w:b/>
                 <w:color w:val="1A1A1A"/>
+                <w:sz w:val="22"/>
+                <w:szCs w:val="17"/>
+              </w:rPr>
+              <w:t xml:space="preserve">Answer</w:t>
+            </w:r>
+            <w:r>
+              <w:rPr>
+                <w:rFonts w:ascii="Avenir Next" w:hAnsi="Avenir Next" w:cs="Avenir Next" w:eastAsia="Avenir Next"/>
+                <w:color w:val="1A1A1A"/>
                 <w:sz w:val="17"/>
                 <w:szCs w:val="17"/>
               </w:rPr>
-              <w:t xml:space="preserve">Answer</w:t>
-            </w:r>
-            <w:r>
-              <w:rPr>
-                <w:rFonts w:ascii="Avenir Next" w:hAnsi="Avenir Next" w:cs="Avenir Next" w:eastAsia="Avenir Next"/>
-                <w:color w:val="1A1A1A"/>
-                <w:sz w:val="17"/>
-                <w:szCs w:val="17"/>
-              </w:rPr>
               <w:tab/>
             </w:r>
             <w:r>
@@ -427,7 +430,7 @@
                 <w:rFonts w:ascii="Avenir Next" w:hAnsi="Avenir Next" w:cs="Avenir Next" w:eastAsia="Avenir Next"/>
                 <w:b/>
                 <w:color w:val="1A1A1A"/>
-                <w:sz w:val="17"/>
+                <w:sz w:val="22"/>
                 <w:szCs w:val="17"/>
               </w:rPr>
               <w:t xml:space="preserve">Punch A tastes more like juice.</w:t>
@@ -477,6 +480,7 @@
           </w:tcPr>
           <w:p>
             <w:pPr>
+              <w:pStyle w:val="Heading2"/>
               <w:spacing w:before="0" w:after="40" w:line="264" w:lineRule="auto"/>
             </w:pPr>
             <w:r>
@@ -500,7 +504,7 @@
                 <w:rFonts w:ascii="Avenir Next" w:hAnsi="Avenir Next" w:cs="Avenir Next" w:eastAsia="Avenir Next"/>
                 <w:b/>
                 <w:color w:val="1A1A1A"/>
-                <w:sz w:val="21"/>
+                <w:sz w:val="22"/>
                 <w:szCs w:val="21"/>
               </w:rPr>
               <w:t xml:space="preserve">common term</w:t>
@@ -509,7 +513,7 @@
               <w:rPr>
                 <w:rFonts w:ascii="Avenir Next" w:hAnsi="Avenir Next" w:cs="Avenir Next" w:eastAsia="Avenir Next"/>
                 <w:color w:val="5A5F66"/>
-                <w:sz w:val="21"/>
+                <w:sz w:val="22"/>
                 <w:szCs w:val="21"/>
               </w:rPr>
               <w:t xml:space="preserve"> — </w:t>
@@ -518,7 +522,7 @@
               <w:rPr>
                 <w:rFonts w:ascii="Avenir Next" w:hAnsi="Avenir Next" w:cs="Avenir Next" w:eastAsia="Avenir Next"/>
                 <w:color w:val="1A1A1A"/>
-                <w:sz w:val="21"/>
+                <w:sz w:val="22"/>
                 <w:szCs w:val="21"/>
               </w:rPr>
               <w:t xml:space="preserve">the same number in both ratios</w:t>
@@ -533,7 +537,7 @@
                 <w:rFonts w:ascii="Avenir Next" w:hAnsi="Avenir Next" w:cs="Avenir Next" w:eastAsia="Avenir Next"/>
                 <w:b/>
                 <w:color w:val="1A1A1A"/>
-                <w:sz w:val="21"/>
+                <w:sz w:val="22"/>
                 <w:szCs w:val="21"/>
               </w:rPr>
               <w:t xml:space="preserve">scale</w:t>
@@ -542,7 +546,7 @@
               <w:rPr>
                 <w:rFonts w:ascii="Avenir Next" w:hAnsi="Avenir Next" w:cs="Avenir Next" w:eastAsia="Avenir Next"/>
                 <w:color w:val="5A5F66"/>
-                <w:sz w:val="21"/>
+                <w:sz w:val="22"/>
                 <w:szCs w:val="21"/>
               </w:rPr>
               <w:t xml:space="preserve"> — </w:t>
@@ -551,7 +555,7 @@
               <w:rPr>
                 <w:rFonts w:ascii="Avenir Next" w:hAnsi="Avenir Next" w:cs="Avenir Next" w:eastAsia="Avenir Next"/>
                 <w:color w:val="1A1A1A"/>
-                <w:sz w:val="21"/>
+                <w:sz w:val="22"/>
                 <w:szCs w:val="21"/>
               </w:rPr>
               <w:t xml:space="preserve">multiply both numbers by the same number</w:t>
@@ -577,7 +581,7 @@
                 <w:rFonts w:ascii="Avenir Next" w:hAnsi="Avenir Next" w:cs="Avenir Next" w:eastAsia="Avenir Next"/>
                 <w:b/>
                 <w:color w:val="1A1A1A"/>
-                <w:sz w:val="21"/>
+                <w:sz w:val="22"/>
                 <w:szCs w:val="21"/>
               </w:rPr>
               <w:t xml:space="preserve">stronger</w:t>
@@ -586,7 +590,7 @@
               <w:rPr>
                 <w:rFonts w:ascii="Avenir Next" w:hAnsi="Avenir Next" w:cs="Avenir Next" w:eastAsia="Avenir Next"/>
                 <w:color w:val="5A5F66"/>
-                <w:sz w:val="21"/>
+                <w:sz w:val="22"/>
                 <w:szCs w:val="21"/>
               </w:rPr>
               <w:t xml:space="preserve"> — </w:t>
@@ -595,7 +599,7 @@
               <w:rPr>
                 <w:rFonts w:ascii="Avenir Next" w:hAnsi="Avenir Next" w:cs="Avenir Next" w:eastAsia="Avenir Next"/>
                 <w:color w:val="1A1A1A"/>
-                <w:sz w:val="21"/>
+                <w:sz w:val="22"/>
                 <w:szCs w:val="21"/>
               </w:rPr>
               <w:t xml:space="preserve">more of the main thing for the same amount</w:t>
@@ -606,6 +610,7 @@
     </w:tbl>
     <w:p>
       <w:pPr>
+        <w:pStyle w:val="Heading2"/>
         <w:keepNext/>
         <w:pBdr>
           <w:bottom w:val="single" w:sz="8" w:space="3" w:color="003A70"/>
@@ -621,7 +626,7 @@
           <w:b/>
           <w:color w:val="003A70"/>
           <w:spacing w:val="14"/>
-          <w:sz w:val="21"/>
+          <w:sz w:val="22"/>
           <w:szCs w:val="21"/>
         </w:rPr>
         <w:t xml:space="preserve">PRACTICE</w:t>
@@ -640,7 +645,7 @@
           <w:rFonts w:ascii="Avenir Next" w:hAnsi="Avenir Next" w:cs="Avenir Next" w:eastAsia="Avenir Next"/>
           <w:i/>
           <w:color w:val="5A5F66"/>
-          <w:sz w:val="17"/>
+          <w:sz w:val="22"/>
           <w:szCs w:val="17"/>
         </w:rPr>
         <w:t xml:space="preserve">show your work · label units</w:t>
@@ -736,25 +741,25 @@
                 <w:rFonts w:ascii="Avenir Next" w:hAnsi="Avenir Next" w:cs="Avenir Next" w:eastAsia="Avenir Next"/>
                 <w:b/>
                 <w:color w:val="003A70"/>
+                <w:sz w:val="22"/>
+                <w:szCs w:val="18"/>
+              </w:rPr>
+              <w:t xml:space="preserve">Step 1</w:t>
+            </w:r>
+            <w:r>
+              <w:rPr>
+                <w:rFonts w:ascii="Avenir Next" w:hAnsi="Avenir Next" w:cs="Avenir Next" w:eastAsia="Avenir Next"/>
+                <w:color w:val="1A1A1A"/>
                 <w:sz w:val="18"/>
                 <w:szCs w:val="18"/>
               </w:rPr>
-              <w:t xml:space="preserve">Step 1</w:t>
-            </w:r>
-            <w:r>
-              <w:rPr>
-                <w:rFonts w:ascii="Avenir Next" w:hAnsi="Avenir Next" w:cs="Avenir Next" w:eastAsia="Avenir Next"/>
-                <w:color w:val="1A1A1A"/>
-                <w:sz w:val="18"/>
-                <w:szCs w:val="18"/>
-              </w:rPr>
               <w:tab/>
             </w:r>
             <w:r>
               <w:rPr>
                 <w:rFonts w:ascii="Avenir Next" w:hAnsi="Avenir Next" w:cs="Avenir Next" w:eastAsia="Avenir Next"/>
                 <w:color w:val="1A1A1A"/>
-                <w:sz w:val="21"/>
+                <w:sz w:val="22"/>
                 <w:szCs w:val="21"/>
               </w:rPr>
               <w:t xml:space="preserve">Ask: 3 × </w:t>
@@ -773,7 +778,7 @@
               <w:rPr>
                 <w:rFonts w:ascii="Avenir Next" w:hAnsi="Avenir Next" w:cs="Avenir Next" w:eastAsia="Avenir Next"/>
                 <w:color w:val="1A1A1A"/>
-                <w:sz w:val="21"/>
+                <w:sz w:val="22"/>
                 <w:szCs w:val="21"/>
               </w:rPr>
               <w:t xml:space="preserve"> = 24.</w:t>
@@ -793,25 +798,25 @@
                 <w:rFonts w:ascii="Avenir Next" w:hAnsi="Avenir Next" w:cs="Avenir Next" w:eastAsia="Avenir Next"/>
                 <w:b/>
                 <w:color w:val="003A70"/>
+                <w:sz w:val="22"/>
+                <w:szCs w:val="18"/>
+              </w:rPr>
+              <w:t xml:space="preserve">Step 2</w:t>
+            </w:r>
+            <w:r>
+              <w:rPr>
+                <w:rFonts w:ascii="Avenir Next" w:hAnsi="Avenir Next" w:cs="Avenir Next" w:eastAsia="Avenir Next"/>
+                <w:color w:val="1A1A1A"/>
                 <w:sz w:val="18"/>
                 <w:szCs w:val="18"/>
               </w:rPr>
-              <w:t xml:space="preserve">Step 2</w:t>
-            </w:r>
-            <w:r>
-              <w:rPr>
-                <w:rFonts w:ascii="Avenir Next" w:hAnsi="Avenir Next" w:cs="Avenir Next" w:eastAsia="Avenir Next"/>
-                <w:color w:val="1A1A1A"/>
-                <w:sz w:val="18"/>
-                <w:szCs w:val="18"/>
-              </w:rPr>
               <w:tab/>
             </w:r>
             <w:r>
               <w:rPr>
                 <w:rFonts w:ascii="Avenir Next" w:hAnsi="Avenir Next" w:cs="Avenir Next" w:eastAsia="Avenir Next"/>
                 <w:color w:val="1A1A1A"/>
-                <w:sz w:val="21"/>
+                <w:sz w:val="22"/>
                 <w:szCs w:val="21"/>
               </w:rPr>
               <w:t xml:space="preserve">Multiply the second number by that same number.</w:t>
@@ -1207,25 +1212,25 @@
                 <w:rFonts w:ascii="Avenir Next" w:hAnsi="Avenir Next" w:cs="Avenir Next" w:eastAsia="Avenir Next"/>
                 <w:b/>
                 <w:color w:val="003A70"/>
+                <w:sz w:val="22"/>
+                <w:szCs w:val="18"/>
+              </w:rPr>
+              <w:t xml:space="preserve">Step 1</w:t>
+            </w:r>
+            <w:r>
+              <w:rPr>
+                <w:rFonts w:ascii="Avenir Next" w:hAnsi="Avenir Next" w:cs="Avenir Next" w:eastAsia="Avenir Next"/>
+                <w:color w:val="1A1A1A"/>
                 <w:sz w:val="18"/>
                 <w:szCs w:val="18"/>
               </w:rPr>
-              <w:t xml:space="preserve">Step 1</w:t>
-            </w:r>
-            <w:r>
-              <w:rPr>
-                <w:rFonts w:ascii="Avenir Next" w:hAnsi="Avenir Next" w:cs="Avenir Next" w:eastAsia="Avenir Next"/>
-                <w:color w:val="1A1A1A"/>
-                <w:sz w:val="18"/>
-                <w:szCs w:val="18"/>
-              </w:rPr>
               <w:tab/>
             </w:r>
             <w:r>
               <w:rPr>
                 <w:rFonts w:ascii="Avenir Next" w:hAnsi="Avenir Next" w:cs="Avenir Next" w:eastAsia="Avenir Next"/>
                 <w:color w:val="1A1A1A"/>
-                <w:sz w:val="21"/>
+                <w:sz w:val="22"/>
                 <w:szCs w:val="21"/>
               </w:rPr>
               <w:t xml:space="preserve">Multiply 4 by 2, 3, 4 and 5 for Mix P.</w:t>
@@ -1245,25 +1250,25 @@
                 <w:rFonts w:ascii="Avenir Next" w:hAnsi="Avenir Next" w:cs="Avenir Next" w:eastAsia="Avenir Next"/>
                 <w:b/>
                 <w:color w:val="003A70"/>
+                <w:sz w:val="22"/>
+                <w:szCs w:val="18"/>
+              </w:rPr>
+              <w:t xml:space="preserve">Step 2</w:t>
+            </w:r>
+            <w:r>
+              <w:rPr>
+                <w:rFonts w:ascii="Avenir Next" w:hAnsi="Avenir Next" w:cs="Avenir Next" w:eastAsia="Avenir Next"/>
+                <w:color w:val="1A1A1A"/>
                 <w:sz w:val="18"/>
                 <w:szCs w:val="18"/>
               </w:rPr>
-              <w:t xml:space="preserve">Step 2</w:t>
-            </w:r>
-            <w:r>
-              <w:rPr>
-                <w:rFonts w:ascii="Avenir Next" w:hAnsi="Avenir Next" w:cs="Avenir Next" w:eastAsia="Avenir Next"/>
-                <w:color w:val="1A1A1A"/>
-                <w:sz w:val="18"/>
-                <w:szCs w:val="18"/>
-              </w:rPr>
               <w:tab/>
             </w:r>
             <w:r>
               <w:rPr>
                 <w:rFonts w:ascii="Avenir Next" w:hAnsi="Avenir Next" w:cs="Avenir Next" w:eastAsia="Avenir Next"/>
                 <w:color w:val="1A1A1A"/>
-                <w:sz w:val="21"/>
+                <w:sz w:val="22"/>
                 <w:szCs w:val="21"/>
               </w:rPr>
               <w:t xml:space="preserve">Multiply 6 by 2, 3, 4 and 5 for Mix Q.</w:t>
@@ -1283,25 +1288,25 @@
                 <w:rFonts w:ascii="Avenir Next" w:hAnsi="Avenir Next" w:cs="Avenir Next" w:eastAsia="Avenir Next"/>
                 <w:b/>
                 <w:color w:val="003A70"/>
+                <w:sz w:val="22"/>
+                <w:szCs w:val="18"/>
+              </w:rPr>
+              <w:t xml:space="preserve">Step 3</w:t>
+            </w:r>
+            <w:r>
+              <w:rPr>
+                <w:rFonts w:ascii="Avenir Next" w:hAnsi="Avenir Next" w:cs="Avenir Next" w:eastAsia="Avenir Next"/>
+                <w:color w:val="1A1A1A"/>
                 <w:sz w:val="18"/>
                 <w:szCs w:val="18"/>
               </w:rPr>
-              <w:t xml:space="preserve">Step 3</w:t>
-            </w:r>
-            <w:r>
-              <w:rPr>
-                <w:rFonts w:ascii="Avenir Next" w:hAnsi="Avenir Next" w:cs="Avenir Next" w:eastAsia="Avenir Next"/>
-                <w:color w:val="1A1A1A"/>
-                <w:sz w:val="18"/>
-                <w:szCs w:val="18"/>
-              </w:rPr>
               <w:tab/>
             </w:r>
             <w:r>
               <w:rPr>
                 <w:rFonts w:ascii="Avenir Next" w:hAnsi="Avenir Next" w:cs="Avenir Next" w:eastAsia="Avenir Next"/>
                 <w:color w:val="1A1A1A"/>
-                <w:sz w:val="21"/>
+                <w:sz w:val="22"/>
                 <w:szCs w:val="21"/>
               </w:rPr>
               <w:t xml:space="preserve">Look at 15 cups of blue. Less yellow means bluer.</w:t>
@@ -1358,7 +1363,7 @@
                       <w:rFonts w:ascii="Avenir Next" w:hAnsi="Avenir Next" w:cs="Avenir Next" w:eastAsia="Avenir Next"/>
                       <w:b/>
                       <w:color w:val="1A1A1A"/>
-                      <w:sz w:val="21"/>
+                      <w:sz w:val="22"/>
                       <w:szCs w:val="21"/>
                     </w:rPr>
                     <w:t xml:space="preserve">P: blue</w:t>
@@ -1379,7 +1384,7 @@
                     <w:rPr>
                       <w:rFonts w:ascii="Avenir Next" w:hAnsi="Avenir Next" w:cs="Avenir Next" w:eastAsia="Avenir Next"/>
                       <w:color w:val="1A1A1A"/>
-                      <w:sz w:val="21"/>
+                      <w:sz w:val="22"/>
                       <w:szCs w:val="21"/>
                     </w:rPr>
                     <w:t xml:space="preserve">3</w:t>
@@ -1400,7 +1405,7 @@
                     <w:rPr>
                       <w:rFonts w:ascii="Avenir Next" w:hAnsi="Avenir Next" w:cs="Avenir Next" w:eastAsia="Avenir Next"/>
                       <w:color w:val="1A1A1A"/>
-                      <w:sz w:val="21"/>
+                      <w:sz w:val="22"/>
                       <w:szCs w:val="21"/>
                     </w:rPr>
                     <w:t xml:space="preserve">6</w:t>
@@ -1421,7 +1426,7 @@
                     <w:rPr>
                       <w:rFonts w:ascii="Avenir Next" w:hAnsi="Avenir Next" w:cs="Avenir Next" w:eastAsia="Avenir Next"/>
                       <w:color w:val="1A1A1A"/>
-                      <w:sz w:val="21"/>
+                      <w:sz w:val="22"/>
                       <w:szCs w:val="21"/>
                     </w:rPr>
                     <w:t xml:space="preserve">9</w:t>
@@ -1442,7 +1447,7 @@
                     <w:rPr>
                       <w:rFonts w:ascii="Avenir Next" w:hAnsi="Avenir Next" w:cs="Avenir Next" w:eastAsia="Avenir Next"/>
                       <w:color w:val="1A1A1A"/>
-                      <w:sz w:val="21"/>
+                      <w:sz w:val="22"/>
                       <w:szCs w:val="21"/>
                     </w:rPr>
                     <w:t xml:space="preserve">12</w:t>
@@ -1463,7 +1468,7 @@
                     <w:rPr>
                       <w:rFonts w:ascii="Avenir Next" w:hAnsi="Avenir Next" w:cs="Avenir Next" w:eastAsia="Avenir Next"/>
                       <w:color w:val="1A1A1A"/>
-                      <w:sz w:val="21"/>
+                      <w:sz w:val="22"/>
                       <w:szCs w:val="21"/>
                     </w:rPr>
                     <w:t xml:space="preserve">15</w:t>
@@ -1492,7 +1497,7 @@
                       <w:rFonts w:ascii="Avenir Next" w:hAnsi="Avenir Next" w:cs="Avenir Next" w:eastAsia="Avenir Next"/>
                       <w:b/>
                       <w:color w:val="1A1A1A"/>
-                      <w:sz w:val="21"/>
+                      <w:sz w:val="22"/>
                       <w:szCs w:val="21"/>
                     </w:rPr>
                     <w:t xml:space="preserve">P: yellow</w:t>
@@ -1513,7 +1518,7 @@
                     <w:rPr>
                       <w:rFonts w:ascii="Avenir Next" w:hAnsi="Avenir Next" w:cs="Avenir Next" w:eastAsia="Avenir Next"/>
                       <w:color w:val="1A1A1A"/>
-                      <w:sz w:val="21"/>
+                      <w:sz w:val="22"/>
                       <w:szCs w:val="21"/>
                     </w:rPr>
                     <w:t xml:space="preserve">4</w:t>
@@ -1586,7 +1591,7 @@
                       <w:rFonts w:ascii="Avenir Next" w:hAnsi="Avenir Next" w:cs="Avenir Next" w:eastAsia="Avenir Next"/>
                       <w:b/>
                       <w:color w:val="1A1A1A"/>
-                      <w:sz w:val="21"/>
+                      <w:sz w:val="22"/>
                       <w:szCs w:val="21"/>
                     </w:rPr>
                     <w:t xml:space="preserve">Q: blue</w:t>
@@ -1607,7 +1612,7 @@
                     <w:rPr>
                       <w:rFonts w:ascii="Avenir Next" w:hAnsi="Avenir Next" w:cs="Avenir Next" w:eastAsia="Avenir Next"/>
                       <w:color w:val="1A1A1A"/>
-                      <w:sz w:val="21"/>
+                      <w:sz w:val="22"/>
                       <w:szCs w:val="21"/>
                     </w:rPr>
                     <w:t xml:space="preserve">5</w:t>
@@ -1628,7 +1633,7 @@
                     <w:rPr>
                       <w:rFonts w:ascii="Avenir Next" w:hAnsi="Avenir Next" w:cs="Avenir Next" w:eastAsia="Avenir Next"/>
                       <w:color w:val="1A1A1A"/>
-                      <w:sz w:val="21"/>
+                      <w:sz w:val="22"/>
                       <w:szCs w:val="21"/>
                     </w:rPr>
                     <w:t xml:space="preserve">10</w:t>
@@ -1649,7 +1654,7 @@
                     <w:rPr>
                       <w:rFonts w:ascii="Avenir Next" w:hAnsi="Avenir Next" w:cs="Avenir Next" w:eastAsia="Avenir Next"/>
                       <w:color w:val="1A1A1A"/>
-                      <w:sz w:val="21"/>
+                      <w:sz w:val="22"/>
                       <w:szCs w:val="21"/>
                     </w:rPr>
                     <w:t xml:space="preserve">15</w:t>
@@ -1670,7 +1675,7 @@
                     <w:rPr>
                       <w:rFonts w:ascii="Avenir Next" w:hAnsi="Avenir Next" w:cs="Avenir Next" w:eastAsia="Avenir Next"/>
                       <w:color w:val="1A1A1A"/>
-                      <w:sz w:val="21"/>
+                      <w:sz w:val="22"/>
                       <w:szCs w:val="21"/>
                     </w:rPr>
                     <w:t xml:space="preserve">20</w:t>
@@ -1691,7 +1696,7 @@
                     <w:rPr>
                       <w:rFonts w:ascii="Avenir Next" w:hAnsi="Avenir Next" w:cs="Avenir Next" w:eastAsia="Avenir Next"/>
                       <w:color w:val="1A1A1A"/>
-                      <w:sz w:val="21"/>
+                      <w:sz w:val="22"/>
                       <w:szCs w:val="21"/>
                     </w:rPr>
                     <w:t xml:space="preserve">25</w:t>
@@ -1720,7 +1725,7 @@
                       <w:rFonts w:ascii="Avenir Next" w:hAnsi="Avenir Next" w:cs="Avenir Next" w:eastAsia="Avenir Next"/>
                       <w:b/>
                       <w:color w:val="1A1A1A"/>
-                      <w:sz w:val="21"/>
+                      <w:sz w:val="22"/>
                       <w:szCs w:val="21"/>
                     </w:rPr>
                     <w:t xml:space="preserve">Q: yellow</w:t>
@@ -1741,7 +1746,7 @@
                     <w:rPr>
                       <w:rFonts w:ascii="Avenir Next" w:hAnsi="Avenir Next" w:cs="Avenir Next" w:eastAsia="Avenir Next"/>
                       <w:color w:val="1A1A1A"/>
-                      <w:sz w:val="21"/>
+                      <w:sz w:val="22"/>
                       <w:szCs w:val="21"/>
                     </w:rPr>
                     <w:t xml:space="preserve">6</w:t>
@@ -1807,7 +1812,7 @@
                 <w:rFonts w:ascii="Avenir Next" w:hAnsi="Avenir Next" w:cs="Avenir Next" w:eastAsia="Avenir Next"/>
                 <w:b/>
                 <w:color w:val="1A1A1A"/>
-                <w:sz w:val="18"/>
+                <w:sz w:val="22"/>
                 <w:szCs w:val="18"/>
               </w:rPr>
               <w:t xml:space="preserve">Bluer mix</w:t>
@@ -1968,25 +1973,25 @@
                 <w:rFonts w:ascii="Avenir Next" w:hAnsi="Avenir Next" w:cs="Avenir Next" w:eastAsia="Avenir Next"/>
                 <w:b/>
                 <w:color w:val="003A70"/>
+                <w:sz w:val="22"/>
+                <w:szCs w:val="18"/>
+              </w:rPr>
+              <w:t xml:space="preserve">Step 1</w:t>
+            </w:r>
+            <w:r>
+              <w:rPr>
+                <w:rFonts w:ascii="Avenir Next" w:hAnsi="Avenir Next" w:cs="Avenir Next" w:eastAsia="Avenir Next"/>
+                <w:color w:val="1A1A1A"/>
                 <w:sz w:val="18"/>
                 <w:szCs w:val="18"/>
               </w:rPr>
-              <w:t xml:space="preserve">Step 1</w:t>
-            </w:r>
-            <w:r>
-              <w:rPr>
-                <w:rFonts w:ascii="Avenir Next" w:hAnsi="Avenir Next" w:cs="Avenir Next" w:eastAsia="Avenir Next"/>
-                <w:color w:val="1A1A1A"/>
-                <w:sz w:val="18"/>
-                <w:szCs w:val="18"/>
-              </w:rPr>
               <w:tab/>
             </w:r>
             <w:r>
               <w:rPr>
                 <w:rFonts w:ascii="Avenir Next" w:hAnsi="Avenir Next" w:cs="Avenir Next" w:eastAsia="Avenir Next"/>
                 <w:color w:val="1A1A1A"/>
-                <w:sz w:val="21"/>
+                <w:sz w:val="22"/>
                 <w:szCs w:val="21"/>
               </w:rPr>
               <w:t xml:space="preserve">12 × 4 = 48. Multiply 9 by 4 too.</w:t>
@@ -2006,25 +2011,25 @@
                 <w:rFonts w:ascii="Avenir Next" w:hAnsi="Avenir Next" w:cs="Avenir Next" w:eastAsia="Avenir Next"/>
                 <w:b/>
                 <w:color w:val="003A70"/>
+                <w:sz w:val="22"/>
+                <w:szCs w:val="18"/>
+              </w:rPr>
+              <w:t xml:space="preserve">Step 2</w:t>
+            </w:r>
+            <w:r>
+              <w:rPr>
+                <w:rFonts w:ascii="Avenir Next" w:hAnsi="Avenir Next" w:cs="Avenir Next" w:eastAsia="Avenir Next"/>
+                <w:color w:val="1A1A1A"/>
                 <w:sz w:val="18"/>
                 <w:szCs w:val="18"/>
               </w:rPr>
-              <w:t xml:space="preserve">Step 2</w:t>
-            </w:r>
-            <w:r>
-              <w:rPr>
-                <w:rFonts w:ascii="Avenir Next" w:hAnsi="Avenir Next" w:cs="Avenir Next" w:eastAsia="Avenir Next"/>
-                <w:color w:val="1A1A1A"/>
-                <w:sz w:val="18"/>
-                <w:szCs w:val="18"/>
-              </w:rPr>
               <w:tab/>
             </w:r>
             <w:r>
               <w:rPr>
                 <w:rFonts w:ascii="Avenir Next" w:hAnsi="Avenir Next" w:cs="Avenir Next" w:eastAsia="Avenir Next"/>
                 <w:color w:val="1A1A1A"/>
-                <w:sz w:val="21"/>
+                <w:sz w:val="22"/>
                 <w:szCs w:val="21"/>
               </w:rPr>
               <w:t xml:space="preserve">16 × 3 = 48. Multiply 13 by 3 too.</w:t>
@@ -2044,25 +2049,25 @@
                 <w:rFonts w:ascii="Avenir Next" w:hAnsi="Avenir Next" w:cs="Avenir Next" w:eastAsia="Avenir Next"/>
                 <w:b/>
                 <w:color w:val="003A70"/>
+                <w:sz w:val="22"/>
+                <w:szCs w:val="18"/>
+              </w:rPr>
+              <w:t xml:space="preserve">Step 3</w:t>
+            </w:r>
+            <w:r>
+              <w:rPr>
+                <w:rFonts w:ascii="Avenir Next" w:hAnsi="Avenir Next" w:cs="Avenir Next" w:eastAsia="Avenir Next"/>
+                <w:color w:val="1A1A1A"/>
                 <w:sz w:val="18"/>
                 <w:szCs w:val="18"/>
               </w:rPr>
-              <w:t xml:space="preserve">Step 3</w:t>
-            </w:r>
-            <w:r>
-              <w:rPr>
-                <w:rFonts w:ascii="Avenir Next" w:hAnsi="Avenir Next" w:cs="Avenir Next" w:eastAsia="Avenir Next"/>
-                <w:color w:val="1A1A1A"/>
-                <w:sz w:val="18"/>
-                <w:szCs w:val="18"/>
-              </w:rPr>
               <w:tab/>
             </w:r>
             <w:r>
               <w:rPr>
                 <w:rFonts w:ascii="Avenir Next" w:hAnsi="Avenir Next" w:cs="Avenir Next" w:eastAsia="Avenir Next"/>
                 <w:color w:val="1A1A1A"/>
-                <w:sz w:val="21"/>
+                <w:sz w:val="22"/>
                 <w:szCs w:val="21"/>
               </w:rPr>
               <w:t xml:space="preserve">More seeds sprouting out of 48 is better.</w:t>
@@ -2344,7 +2349,7 @@
                 <w:rFonts w:ascii="Avenir Next" w:hAnsi="Avenir Next" w:cs="Avenir Next" w:eastAsia="Avenir Next"/>
                 <w:b/>
                 <w:color w:val="003A70"/>
-                <w:sz w:val="17"/>
+                <w:sz w:val="22"/>
                 <w:szCs w:val="17"/>
               </w:rPr>
               <w:t xml:space="preserve">Frame  </w:t>
@@ -2354,10 +2359,30 @@
                 <w:rFonts w:ascii="Avenir Next" w:hAnsi="Avenir Next" w:cs="Avenir Next" w:eastAsia="Avenir Next"/>
                 <w:i/>
                 <w:color w:val="1A1A1A"/>
+                <w:sz w:val="22"/>
+                <w:szCs w:val="18"/>
+              </w:rPr>
+              <w:t xml:space="preserve">Jamal is </w:t>
+            </w:r>
+            <w:r>
+              <w:rPr>
+                <w:rFonts w:ascii="Avenir Next" w:hAnsi="Avenir Next" w:cs="Avenir Next" w:eastAsia="Avenir Next"/>
+                <w:color w:val="1A1A1A"/>
                 <w:sz w:val="18"/>
                 <w:szCs w:val="18"/>
-              </w:rPr>
-              <w:t xml:space="preserve">Jamal is </w:t>
+                <w:u w:val="single"/>
+              </w:rPr>
+              <w:t xml:space="preserve">      </w:t>
+            </w:r>
+            <w:r>
+              <w:rPr>
+                <w:rFonts w:ascii="Avenir Next" w:hAnsi="Avenir Next" w:cs="Avenir Next" w:eastAsia="Avenir Next"/>
+                <w:i/>
+                <w:color w:val="1A1A1A"/>
+                <w:sz w:val="22"/>
+                <w:szCs w:val="18"/>
+              </w:rPr>
+              <w:t xml:space="preserve">. At 12 spoons of sugar, X has </w:t>
             </w:r>
             <w:r>
               <w:rPr>
@@ -2374,10 +2399,30 @@
                 <w:rFonts w:ascii="Avenir Next" w:hAnsi="Avenir Next" w:cs="Avenir Next" w:eastAsia="Avenir Next"/>
                 <w:i/>
                 <w:color w:val="1A1A1A"/>
+                <w:sz w:val="22"/>
+                <w:szCs w:val="18"/>
+              </w:rPr>
+              <w:t xml:space="preserve"> cups of water and Y has </w:t>
+            </w:r>
+            <w:r>
+              <w:rPr>
+                <w:rFonts w:ascii="Avenir Next" w:hAnsi="Avenir Next" w:cs="Avenir Next" w:eastAsia="Avenir Next"/>
+                <w:color w:val="1A1A1A"/>
                 <w:sz w:val="18"/>
                 <w:szCs w:val="18"/>
-              </w:rPr>
-              <w:t xml:space="preserve">. At 12 spoons of sugar, X has </w:t>
+                <w:u w:val="single"/>
+              </w:rPr>
+              <w:t xml:space="preserve">      </w:t>
+            </w:r>
+            <w:r>
+              <w:rPr>
+                <w:rFonts w:ascii="Avenir Next" w:hAnsi="Avenir Next" w:cs="Avenir Next" w:eastAsia="Avenir Next"/>
+                <w:i/>
+                <w:color w:val="1A1A1A"/>
+                <w:sz w:val="22"/>
+                <w:szCs w:val="18"/>
+              </w:rPr>
+              <w:t xml:space="preserve"> cups, so </w:t>
             </w:r>
             <w:r>
               <w:rPr>
@@ -2394,47 +2439,7 @@
                 <w:rFonts w:ascii="Avenir Next" w:hAnsi="Avenir Next" w:cs="Avenir Next" w:eastAsia="Avenir Next"/>
                 <w:i/>
                 <w:color w:val="1A1A1A"/>
-                <w:sz w:val="18"/>
-                <w:szCs w:val="18"/>
-              </w:rPr>
-              <w:t xml:space="preserve"> cups of water and Y has </w:t>
-            </w:r>
-            <w:r>
-              <w:rPr>
-                <w:rFonts w:ascii="Avenir Next" w:hAnsi="Avenir Next" w:cs="Avenir Next" w:eastAsia="Avenir Next"/>
-                <w:color w:val="1A1A1A"/>
-                <w:sz w:val="18"/>
-                <w:szCs w:val="18"/>
-                <w:u w:val="single"/>
-              </w:rPr>
-              <w:t xml:space="preserve">      </w:t>
-            </w:r>
-            <w:r>
-              <w:rPr>
-                <w:rFonts w:ascii="Avenir Next" w:hAnsi="Avenir Next" w:cs="Avenir Next" w:eastAsia="Avenir Next"/>
-                <w:i/>
-                <w:color w:val="1A1A1A"/>
-                <w:sz w:val="18"/>
-                <w:szCs w:val="18"/>
-              </w:rPr>
-              <w:t xml:space="preserve"> cups, so </w:t>
-            </w:r>
-            <w:r>
-              <w:rPr>
-                <w:rFonts w:ascii="Avenir Next" w:hAnsi="Avenir Next" w:cs="Avenir Next" w:eastAsia="Avenir Next"/>
-                <w:color w:val="1A1A1A"/>
-                <w:sz w:val="18"/>
-                <w:szCs w:val="18"/>
-                <w:u w:val="single"/>
-              </w:rPr>
-              <w:t xml:space="preserve">      </w:t>
-            </w:r>
-            <w:r>
-              <w:rPr>
-                <w:rFonts w:ascii="Avenir Next" w:hAnsi="Avenir Next" w:cs="Avenir Next" w:eastAsia="Avenir Next"/>
-                <w:i/>
-                <w:color w:val="1A1A1A"/>
-                <w:sz w:val="18"/>
+                <w:sz w:val="22"/>
                 <w:szCs w:val="18"/>
               </w:rPr>
               <w:t xml:space="preserve"> is sweeter.</w:t>
@@ -2563,6 +2568,7 @@
           </w:tcPr>
           <w:p>
             <w:pPr>
+              <w:pStyle w:val="Heading2"/>
               <w:spacing w:before="0" w:after="0" w:line="240" w:lineRule="auto"/>
             </w:pPr>
             <w:r>
@@ -2600,7 +2606,7 @@
               <w:rPr>
                 <w:rFonts w:ascii="Avenir Next" w:hAnsi="Avenir Next" w:cs="Avenir Next" w:eastAsia="Avenir Next"/>
                 <w:color w:val="1A1A1A"/>
-                <w:sz w:val="17"/>
+                <w:sz w:val="22"/>
                 <w:szCs w:val="17"/>
               </w:rPr>
               <w:t xml:space="preserve">  I can do this on my own</w:t>
@@ -2629,7 +2635,7 @@
               <w:rPr>
                 <w:rFonts w:ascii="Avenir Next" w:hAnsi="Avenir Next" w:cs="Avenir Next" w:eastAsia="Avenir Next"/>
                 <w:color w:val="1A1A1A"/>
-                <w:sz w:val="17"/>
+                <w:sz w:val="22"/>
                 <w:szCs w:val="17"/>
               </w:rPr>
               <w:t xml:space="preserve">  I need a little help</w:t>
@@ -2658,7 +2664,7 @@
               <w:rPr>
                 <w:rFonts w:ascii="Avenir Next" w:hAnsi="Avenir Next" w:cs="Avenir Next" w:eastAsia="Avenir Next"/>
                 <w:color w:val="1A1A1A"/>
-                <w:sz w:val="17"/>
+                <w:sz w:val="22"/>
                 <w:szCs w:val="17"/>
               </w:rPr>
               <w:t xml:space="preserve">  I have a question about #</w:t>
@@ -2696,7 +2702,7 @@
         <w:rPr>
           <w:rFonts w:ascii="Avenir Next" w:hAnsi="Avenir Next" w:cs="Avenir Next" w:eastAsia="Avenir Next"/>
           <w:color w:val="5A5F66"/>
-          <w:sz w:val="17"/>
+          <w:sz w:val="22"/>
           <w:szCs w:val="17"/>
         </w:rPr>
         <w:t xml:space="preserve">Mix two glasses of a drink with different amounts. Ask someone at home which is stronger and why.</w:t>
@@ -2779,14 +2785,15 @@
           <w:caps/>
           <w:color w:val="003A70"/>
           <w:spacing w:val="12"/>
-          <w:sz w:val="21"/>
+          <w:sz w:val="22"/>
           <w:szCs w:val="21"/>
         </w:rPr>
-        <w:t xml:space="preserve">Lesson 3-5  ·  Homework Packet  ·  Level 1  ·  Sheet 2 of 2</w:t>
+        <w:t xml:space="preserve">Lesson 3-5  ·  Homework Packet  ·  Supported  ·  Session 2 · pages 3–4</w:t>
       </w:r>
     </w:p>
     <w:p>
       <w:pPr>
+        <w:pStyle w:val="Heading1"/>
         <w:keepNext/>
         <w:spacing w:before="0" w:after="10" w:line="240" w:lineRule="auto"/>
       </w:pPr>
@@ -2812,7 +2819,7 @@
         <w:rPr>
           <w:rFonts w:ascii="Avenir Next" w:hAnsi="Avenir Next" w:cs="Avenir Next" w:eastAsia="Avenir Next"/>
           <w:color w:val="5A5F66"/>
-          <w:sz w:val="17"/>
+          <w:sz w:val="22"/>
           <w:szCs w:val="17"/>
         </w:rPr>
         <w:t xml:space="preserve">Maryland Standard 6.RP.A.3b   ·   Learning target — I can use a benchmark to compare two rates without dividing.</w:t>
@@ -2859,6 +2866,7 @@
           </w:tcPr>
           <w:p>
             <w:pPr>
+              <w:pStyle w:val="Heading2"/>
               <w:spacing w:before="0" w:after="40" w:line="264" w:lineRule="auto"/>
             </w:pPr>
             <w:r>
@@ -2886,25 +2894,25 @@
                 <w:rFonts w:ascii="Avenir Next" w:hAnsi="Avenir Next" w:cs="Avenir Next" w:eastAsia="Avenir Next"/>
                 <w:b/>
                 <w:color w:val="003A70"/>
+                <w:sz w:val="22"/>
+                <w:szCs w:val="18"/>
+              </w:rPr>
+              <w:t xml:space="preserve">•</w:t>
+            </w:r>
+            <w:r>
+              <w:rPr>
+                <w:rFonts w:ascii="Avenir Next" w:hAnsi="Avenir Next" w:cs="Avenir Next" w:eastAsia="Avenir Next"/>
+                <w:color w:val="1A1A1A"/>
                 <w:sz w:val="18"/>
                 <w:szCs w:val="18"/>
               </w:rPr>
-              <w:t xml:space="preserve">•</w:t>
-            </w:r>
-            <w:r>
-              <w:rPr>
-                <w:rFonts w:ascii="Avenir Next" w:hAnsi="Avenir Next" w:cs="Avenir Next" w:eastAsia="Avenir Next"/>
-                <w:color w:val="1A1A1A"/>
-                <w:sz w:val="18"/>
-                <w:szCs w:val="18"/>
-              </w:rPr>
               <w:tab/>
             </w:r>
             <w:r>
               <w:rPr>
                 <w:rFonts w:ascii="Avenir Next" w:hAnsi="Avenir Next" w:cs="Avenir Next" w:eastAsia="Avenir Next"/>
                 <w:color w:val="1A1A1A"/>
-                <w:sz w:val="18"/>
+                <w:sz w:val="22"/>
                 <w:szCs w:val="18"/>
               </w:rPr>
               <w:t xml:space="preserve">A </w:t>
@@ -2914,7 +2922,7 @@
                 <w:rFonts w:ascii="Avenir Next" w:hAnsi="Avenir Next" w:cs="Avenir Next" w:eastAsia="Avenir Next"/>
                 <w:b/>
                 <w:color w:val="1A1A1A"/>
-                <w:sz w:val="18"/>
+                <w:sz w:val="22"/>
                 <w:szCs w:val="18"/>
               </w:rPr>
               <w:t xml:space="preserve">benchmark</w:t>
@@ -2923,7 +2931,7 @@
               <w:rPr>
                 <w:rFonts w:ascii="Avenir Next" w:hAnsi="Avenir Next" w:cs="Avenir Next" w:eastAsia="Avenir Next"/>
                 <w:color w:val="1A1A1A"/>
-                <w:sz w:val="18"/>
+                <w:sz w:val="22"/>
                 <w:szCs w:val="18"/>
               </w:rPr>
               <w:t xml:space="preserve"> is a friendly amount both rates can reach.</w:t>
@@ -2942,25 +2950,25 @@
                 <w:rFonts w:ascii="Avenir Next" w:hAnsi="Avenir Next" w:cs="Avenir Next" w:eastAsia="Avenir Next"/>
                 <w:b/>
                 <w:color w:val="003A70"/>
+                <w:sz w:val="22"/>
+                <w:szCs w:val="18"/>
+              </w:rPr>
+              <w:t xml:space="preserve">•</w:t>
+            </w:r>
+            <w:r>
+              <w:rPr>
+                <w:rFonts w:ascii="Avenir Next" w:hAnsi="Avenir Next" w:cs="Avenir Next" w:eastAsia="Avenir Next"/>
+                <w:color w:val="1A1A1A"/>
                 <w:sz w:val="18"/>
                 <w:szCs w:val="18"/>
               </w:rPr>
-              <w:t xml:space="preserve">•</w:t>
-            </w:r>
-            <w:r>
-              <w:rPr>
-                <w:rFonts w:ascii="Avenir Next" w:hAnsi="Avenir Next" w:cs="Avenir Next" w:eastAsia="Avenir Next"/>
-                <w:color w:val="1A1A1A"/>
-                <w:sz w:val="18"/>
-                <w:szCs w:val="18"/>
-              </w:rPr>
               <w:tab/>
             </w:r>
             <w:r>
               <w:rPr>
                 <w:rFonts w:ascii="Avenir Next" w:hAnsi="Avenir Next" w:cs="Avenir Next" w:eastAsia="Avenir Next"/>
                 <w:color w:val="1A1A1A"/>
-                <w:sz w:val="18"/>
+                <w:sz w:val="22"/>
                 <w:szCs w:val="18"/>
               </w:rPr>
               <w:t xml:space="preserve">Scale both rates to the benchmark, then compare. Same amount: </w:t>
@@ -2970,7 +2978,7 @@
                 <w:rFonts w:ascii="Avenir Next" w:hAnsi="Avenir Next" w:cs="Avenir Next" w:eastAsia="Avenir Next"/>
                 <w:b/>
                 <w:color w:val="1A1A1A"/>
-                <w:sz w:val="18"/>
+                <w:sz w:val="22"/>
                 <w:szCs w:val="18"/>
               </w:rPr>
               <w:t xml:space="preserve">lower price</w:t>
@@ -2979,7 +2987,7 @@
               <w:rPr>
                 <w:rFonts w:ascii="Avenir Next" w:hAnsi="Avenir Next" w:cs="Avenir Next" w:eastAsia="Avenir Next"/>
                 <w:color w:val="1A1A1A"/>
-                <w:sz w:val="18"/>
+                <w:sz w:val="22"/>
                 <w:szCs w:val="18"/>
               </w:rPr>
               <w:t xml:space="preserve"> wins.</w:t>
@@ -2994,6 +3002,7 @@
           </w:tcPr>
           <w:p>
             <w:pPr>
+              <w:pStyle w:val="Heading2"/>
               <w:spacing w:before="0" w:after="40" w:line="264" w:lineRule="auto"/>
             </w:pPr>
             <w:r>
@@ -3016,7 +3025,7 @@
               <w:rPr>
                 <w:rFonts w:ascii="Avenir Next" w:hAnsi="Avenir Next" w:cs="Avenir Next" w:eastAsia="Avenir Next"/>
                 <w:color w:val="1A1A1A"/>
-                <w:sz w:val="17"/>
+                <w:sz w:val="22"/>
                 <w:szCs w:val="17"/>
               </w:rPr>
               <w:t xml:space="preserve">Which is the better buy: 4 cans for $3 or 6 cans for $4.80?</w:t>
@@ -3035,25 +3044,25 @@
                 <w:rFonts w:ascii="Avenir Next" w:hAnsi="Avenir Next" w:cs="Avenir Next" w:eastAsia="Avenir Next"/>
                 <w:b/>
                 <w:color w:val="003A70"/>
+                <w:sz w:val="22"/>
+                <w:szCs w:val="17"/>
+              </w:rPr>
+              <w:t xml:space="preserve">Step 1</w:t>
+            </w:r>
+            <w:r>
+              <w:rPr>
+                <w:rFonts w:ascii="Avenir Next" w:hAnsi="Avenir Next" w:cs="Avenir Next" w:eastAsia="Avenir Next"/>
+                <w:color w:val="1A1A1A"/>
                 <w:sz w:val="17"/>
                 <w:szCs w:val="17"/>
               </w:rPr>
-              <w:t xml:space="preserve">Step 1</w:t>
-            </w:r>
-            <w:r>
-              <w:rPr>
-                <w:rFonts w:ascii="Avenir Next" w:hAnsi="Avenir Next" w:cs="Avenir Next" w:eastAsia="Avenir Next"/>
-                <w:color w:val="1A1A1A"/>
-                <w:sz w:val="17"/>
-                <w:szCs w:val="17"/>
-              </w:rPr>
               <w:tab/>
             </w:r>
             <w:r>
               <w:rPr>
                 <w:rFonts w:ascii="Avenir Next" w:hAnsi="Avenir Next" w:cs="Avenir Next" w:eastAsia="Avenir Next"/>
                 <w:color w:val="1A1A1A"/>
-                <w:sz w:val="17"/>
+                <w:sz w:val="22"/>
                 <w:szCs w:val="17"/>
               </w:rPr>
               <w:t xml:space="preserve">Benchmark: 12 cans (4 × 3 and 6 × 2)</w:t>
@@ -3072,25 +3081,25 @@
                 <w:rFonts w:ascii="Avenir Next" w:hAnsi="Avenir Next" w:cs="Avenir Next" w:eastAsia="Avenir Next"/>
                 <w:b/>
                 <w:color w:val="003A70"/>
+                <w:sz w:val="22"/>
+                <w:szCs w:val="17"/>
+              </w:rPr>
+              <w:t xml:space="preserve">Step 2</w:t>
+            </w:r>
+            <w:r>
+              <w:rPr>
+                <w:rFonts w:ascii="Avenir Next" w:hAnsi="Avenir Next" w:cs="Avenir Next" w:eastAsia="Avenir Next"/>
+                <w:color w:val="1A1A1A"/>
                 <w:sz w:val="17"/>
                 <w:szCs w:val="17"/>
               </w:rPr>
-              <w:t xml:space="preserve">Step 2</w:t>
-            </w:r>
-            <w:r>
-              <w:rPr>
-                <w:rFonts w:ascii="Avenir Next" w:hAnsi="Avenir Next" w:cs="Avenir Next" w:eastAsia="Avenir Next"/>
-                <w:color w:val="1A1A1A"/>
-                <w:sz w:val="17"/>
-                <w:szCs w:val="17"/>
-              </w:rPr>
               <w:tab/>
             </w:r>
             <w:r>
               <w:rPr>
                 <w:rFonts w:ascii="Avenir Next" w:hAnsi="Avenir Next" w:cs="Avenir Next" w:eastAsia="Avenir Next"/>
                 <w:color w:val="1A1A1A"/>
-                <w:sz w:val="17"/>
+                <w:sz w:val="22"/>
                 <w:szCs w:val="17"/>
               </w:rPr>
               <w:t xml:space="preserve">12 cans: $3 × 3 = $9.00 vs. $4.80 × 2 = $9.60</w:t>
@@ -3109,18 +3118,18 @@
                 <w:rFonts w:ascii="Avenir Next" w:hAnsi="Avenir Next" w:cs="Avenir Next" w:eastAsia="Avenir Next"/>
                 <w:b/>
                 <w:color w:val="1A1A1A"/>
+                <w:sz w:val="22"/>
+                <w:szCs w:val="17"/>
+              </w:rPr>
+              <w:t xml:space="preserve">Answer</w:t>
+            </w:r>
+            <w:r>
+              <w:rPr>
+                <w:rFonts w:ascii="Avenir Next" w:hAnsi="Avenir Next" w:cs="Avenir Next" w:eastAsia="Avenir Next"/>
+                <w:color w:val="1A1A1A"/>
                 <w:sz w:val="17"/>
                 <w:szCs w:val="17"/>
               </w:rPr>
-              <w:t xml:space="preserve">Answer</w:t>
-            </w:r>
-            <w:r>
-              <w:rPr>
-                <w:rFonts w:ascii="Avenir Next" w:hAnsi="Avenir Next" w:cs="Avenir Next" w:eastAsia="Avenir Next"/>
-                <w:color w:val="1A1A1A"/>
-                <w:sz w:val="17"/>
-                <w:szCs w:val="17"/>
-              </w:rPr>
               <w:tab/>
             </w:r>
             <w:r>
@@ -3128,7 +3137,7 @@
                 <w:rFonts w:ascii="Avenir Next" w:hAnsi="Avenir Next" w:cs="Avenir Next" w:eastAsia="Avenir Next"/>
                 <w:b/>
                 <w:color w:val="1A1A1A"/>
-                <w:sz w:val="17"/>
+                <w:sz w:val="22"/>
                 <w:szCs w:val="17"/>
               </w:rPr>
               <w:t xml:space="preserve">4 cans for $3 is the better buy.</w:t>
@@ -3178,6 +3187,7 @@
           </w:tcPr>
           <w:p>
             <w:pPr>
+              <w:pStyle w:val="Heading2"/>
               <w:spacing w:before="0" w:after="40" w:line="264" w:lineRule="auto"/>
             </w:pPr>
             <w:r>
@@ -3201,7 +3211,7 @@
                 <w:rFonts w:ascii="Avenir Next" w:hAnsi="Avenir Next" w:cs="Avenir Next" w:eastAsia="Avenir Next"/>
                 <w:b/>
                 <w:color w:val="1A1A1A"/>
-                <w:sz w:val="21"/>
+                <w:sz w:val="22"/>
                 <w:szCs w:val="21"/>
               </w:rPr>
               <w:t xml:space="preserve">benchmark</w:t>
@@ -3210,7 +3220,7 @@
               <w:rPr>
                 <w:rFonts w:ascii="Avenir Next" w:hAnsi="Avenir Next" w:cs="Avenir Next" w:eastAsia="Avenir Next"/>
                 <w:color w:val="5A5F66"/>
-                <w:sz w:val="21"/>
+                <w:sz w:val="22"/>
                 <w:szCs w:val="21"/>
               </w:rPr>
               <w:t xml:space="preserve"> — </w:t>
@@ -3219,7 +3229,7 @@
               <w:rPr>
                 <w:rFonts w:ascii="Avenir Next" w:hAnsi="Avenir Next" w:cs="Avenir Next" w:eastAsia="Avenir Next"/>
                 <w:color w:val="1A1A1A"/>
-                <w:sz w:val="21"/>
+                <w:sz w:val="22"/>
                 <w:szCs w:val="21"/>
               </w:rPr>
               <w:t xml:space="preserve">one amount you use for both choices</w:t>
@@ -3234,7 +3244,7 @@
                 <w:rFonts w:ascii="Avenir Next" w:hAnsi="Avenir Next" w:cs="Avenir Next" w:eastAsia="Avenir Next"/>
                 <w:b/>
                 <w:color w:val="1A1A1A"/>
-                <w:sz w:val="21"/>
+                <w:sz w:val="22"/>
                 <w:szCs w:val="21"/>
               </w:rPr>
               <w:t xml:space="preserve">rate</w:t>
@@ -3243,7 +3253,7 @@
               <w:rPr>
                 <w:rFonts w:ascii="Avenir Next" w:hAnsi="Avenir Next" w:cs="Avenir Next" w:eastAsia="Avenir Next"/>
                 <w:color w:val="5A5F66"/>
-                <w:sz w:val="21"/>
+                <w:sz w:val="22"/>
                 <w:szCs w:val="21"/>
               </w:rPr>
               <w:t xml:space="preserve"> — </w:t>
@@ -3252,7 +3262,7 @@
               <w:rPr>
                 <w:rFonts w:ascii="Avenir Next" w:hAnsi="Avenir Next" w:cs="Avenir Next" w:eastAsia="Avenir Next"/>
                 <w:color w:val="1A1A1A"/>
-                <w:sz w:val="21"/>
+                <w:sz w:val="22"/>
                 <w:szCs w:val="21"/>
               </w:rPr>
               <w:t xml:space="preserve">compares two different units, like $8 for 5 pounds</w:t>
@@ -3278,7 +3288,7 @@
                 <w:rFonts w:ascii="Avenir Next" w:hAnsi="Avenir Next" w:cs="Avenir Next" w:eastAsia="Avenir Next"/>
                 <w:b/>
                 <w:color w:val="1A1A1A"/>
-                <w:sz w:val="21"/>
+                <w:sz w:val="22"/>
                 <w:szCs w:val="21"/>
               </w:rPr>
               <w:t xml:space="preserve">better buy</w:t>
@@ -3287,7 +3297,7 @@
               <w:rPr>
                 <w:rFonts w:ascii="Avenir Next" w:hAnsi="Avenir Next" w:cs="Avenir Next" w:eastAsia="Avenir Next"/>
                 <w:color w:val="5A5F66"/>
-                <w:sz w:val="21"/>
+                <w:sz w:val="22"/>
                 <w:szCs w:val="21"/>
               </w:rPr>
               <w:t xml:space="preserve"> — </w:t>
@@ -3296,7 +3306,7 @@
               <w:rPr>
                 <w:rFonts w:ascii="Avenir Next" w:hAnsi="Avenir Next" w:cs="Avenir Next" w:eastAsia="Avenir Next"/>
                 <w:color w:val="1A1A1A"/>
-                <w:sz w:val="21"/>
+                <w:sz w:val="22"/>
                 <w:szCs w:val="21"/>
               </w:rPr>
               <w:t xml:space="preserve">costs less for the same amount</w:t>
@@ -3307,6 +3317,7 @@
     </w:tbl>
     <w:p>
       <w:pPr>
+        <w:pStyle w:val="Heading2"/>
         <w:keepNext/>
         <w:pBdr>
           <w:bottom w:val="single" w:sz="8" w:space="3" w:color="003A70"/>
@@ -3322,7 +3333,7 @@
           <w:b/>
           <w:color w:val="003A70"/>
           <w:spacing w:val="14"/>
-          <w:sz w:val="21"/>
+          <w:sz w:val="22"/>
           <w:szCs w:val="21"/>
         </w:rPr>
         <w:t xml:space="preserve">PRACTICE</w:t>
@@ -3341,7 +3352,7 @@
           <w:rFonts w:ascii="Avenir Next" w:hAnsi="Avenir Next" w:cs="Avenir Next" w:eastAsia="Avenir Next"/>
           <w:i/>
           <w:color w:val="5A5F66"/>
-          <w:sz w:val="17"/>
+          <w:sz w:val="22"/>
           <w:szCs w:val="17"/>
         </w:rPr>
         <w:t xml:space="preserve">show your work · label units</w:t>
@@ -3683,25 +3694,25 @@
                 <w:rFonts w:ascii="Avenir Next" w:hAnsi="Avenir Next" w:cs="Avenir Next" w:eastAsia="Avenir Next"/>
                 <w:b/>
                 <w:color w:val="003A70"/>
+                <w:sz w:val="22"/>
+                <w:szCs w:val="18"/>
+              </w:rPr>
+              <w:t xml:space="preserve">Step 1</w:t>
+            </w:r>
+            <w:r>
+              <w:rPr>
+                <w:rFonts w:ascii="Avenir Next" w:hAnsi="Avenir Next" w:cs="Avenir Next" w:eastAsia="Avenir Next"/>
+                <w:color w:val="1A1A1A"/>
                 <w:sz w:val="18"/>
                 <w:szCs w:val="18"/>
               </w:rPr>
-              <w:t xml:space="preserve">Step 1</w:t>
-            </w:r>
-            <w:r>
-              <w:rPr>
-                <w:rFonts w:ascii="Avenir Next" w:hAnsi="Avenir Next" w:cs="Avenir Next" w:eastAsia="Avenir Next"/>
-                <w:color w:val="1A1A1A"/>
-                <w:sz w:val="18"/>
-                <w:szCs w:val="18"/>
-              </w:rPr>
               <w:tab/>
             </w:r>
             <w:r>
               <w:rPr>
                 <w:rFonts w:ascii="Avenir Next" w:hAnsi="Avenir Next" w:cs="Avenir Next" w:eastAsia="Avenir Next"/>
                 <w:color w:val="1A1A1A"/>
-                <w:sz w:val="21"/>
+                <w:sz w:val="22"/>
                 <w:szCs w:val="21"/>
               </w:rPr>
               <w:t xml:space="preserve">Kai: 2 minutes × 3 = 6 minutes. Multiply 90 by 3.</w:t>
@@ -3721,25 +3732,25 @@
                 <w:rFonts w:ascii="Avenir Next" w:hAnsi="Avenir Next" w:cs="Avenir Next" w:eastAsia="Avenir Next"/>
                 <w:b/>
                 <w:color w:val="003A70"/>
+                <w:sz w:val="22"/>
+                <w:szCs w:val="18"/>
+              </w:rPr>
+              <w:t xml:space="preserve">Step 2</w:t>
+            </w:r>
+            <w:r>
+              <w:rPr>
+                <w:rFonts w:ascii="Avenir Next" w:hAnsi="Avenir Next" w:cs="Avenir Next" w:eastAsia="Avenir Next"/>
+                <w:color w:val="1A1A1A"/>
                 <w:sz w:val="18"/>
                 <w:szCs w:val="18"/>
               </w:rPr>
-              <w:t xml:space="preserve">Step 2</w:t>
-            </w:r>
-            <w:r>
-              <w:rPr>
-                <w:rFonts w:ascii="Avenir Next" w:hAnsi="Avenir Next" w:cs="Avenir Next" w:eastAsia="Avenir Next"/>
-                <w:color w:val="1A1A1A"/>
-                <w:sz w:val="18"/>
-                <w:szCs w:val="18"/>
-              </w:rPr>
               <w:tab/>
             </w:r>
             <w:r>
               <w:rPr>
                 <w:rFonts w:ascii="Avenir Next" w:hAnsi="Avenir Next" w:cs="Avenir Next" w:eastAsia="Avenir Next"/>
                 <w:color w:val="1A1A1A"/>
-                <w:sz w:val="21"/>
+                <w:sz w:val="22"/>
                 <w:szCs w:val="21"/>
               </w:rPr>
               <w:t xml:space="preserve">Lena: 3 minutes × 2 = 6 minutes. Multiply 140 by 2.</w:t>
@@ -3805,7 +3816,7 @@
                       <w:rFonts w:ascii="Avenir Next" w:hAnsi="Avenir Next" w:cs="Avenir Next" w:eastAsia="Avenir Next"/>
                       <w:b/>
                       <w:color w:val="1A1A1A"/>
-                      <w:sz w:val="21"/>
+                      <w:sz w:val="22"/>
                       <w:szCs w:val="21"/>
                     </w:rPr>
                     <w:t xml:space="preserve">Minutes</w:t>
@@ -3828,7 +3839,7 @@
                       <w:rFonts w:ascii="Avenir Next" w:hAnsi="Avenir Next" w:cs="Avenir Next" w:eastAsia="Avenir Next"/>
                       <w:b/>
                       <w:color w:val="1A1A1A"/>
-                      <w:sz w:val="21"/>
+                      <w:sz w:val="22"/>
                       <w:szCs w:val="21"/>
                     </w:rPr>
                     <w:t xml:space="preserve">Words</w:t>
@@ -3851,7 +3862,7 @@
                       <w:rFonts w:ascii="Avenir Next" w:hAnsi="Avenir Next" w:cs="Avenir Next" w:eastAsia="Avenir Next"/>
                       <w:b/>
                       <w:color w:val="1A1A1A"/>
-                      <w:sz w:val="21"/>
+                      <w:sz w:val="22"/>
                       <w:szCs w:val="21"/>
                     </w:rPr>
                     <w:t xml:space="preserve">Words in 6 minutes</w:t>
@@ -3880,7 +3891,7 @@
                       <w:rFonts w:ascii="Avenir Next" w:hAnsi="Avenir Next" w:cs="Avenir Next" w:eastAsia="Avenir Next"/>
                       <w:b/>
                       <w:color w:val="1A1A1A"/>
-                      <w:sz w:val="21"/>
+                      <w:sz w:val="22"/>
                       <w:szCs w:val="21"/>
                     </w:rPr>
                     <w:t xml:space="preserve">Kai</w:t>
@@ -3901,7 +3912,7 @@
                     <w:rPr>
                       <w:rFonts w:ascii="Avenir Next" w:hAnsi="Avenir Next" w:cs="Avenir Next" w:eastAsia="Avenir Next"/>
                       <w:color w:val="1A1A1A"/>
-                      <w:sz w:val="21"/>
+                      <w:sz w:val="22"/>
                       <w:szCs w:val="21"/>
                     </w:rPr>
                     <w:t xml:space="preserve">2</w:t>
@@ -3922,7 +3933,7 @@
                     <w:rPr>
                       <w:rFonts w:ascii="Avenir Next" w:hAnsi="Avenir Next" w:cs="Avenir Next" w:eastAsia="Avenir Next"/>
                       <w:color w:val="1A1A1A"/>
-                      <w:sz w:val="21"/>
+                      <w:sz w:val="22"/>
                       <w:szCs w:val="21"/>
                     </w:rPr>
                     <w:t xml:space="preserve">90</w:t>
@@ -3962,7 +3973,7 @@
                       <w:rFonts w:ascii="Avenir Next" w:hAnsi="Avenir Next" w:cs="Avenir Next" w:eastAsia="Avenir Next"/>
                       <w:b/>
                       <w:color w:val="1A1A1A"/>
-                      <w:sz w:val="21"/>
+                      <w:sz w:val="22"/>
                       <w:szCs w:val="21"/>
                     </w:rPr>
                     <w:t xml:space="preserve">Lena</w:t>
@@ -3983,7 +3994,7 @@
                     <w:rPr>
                       <w:rFonts w:ascii="Avenir Next" w:hAnsi="Avenir Next" w:cs="Avenir Next" w:eastAsia="Avenir Next"/>
                       <w:color w:val="1A1A1A"/>
-                      <w:sz w:val="21"/>
+                      <w:sz w:val="22"/>
                       <w:szCs w:val="21"/>
                     </w:rPr>
                     <w:t xml:space="preserve">3</w:t>
@@ -4004,7 +4015,7 @@
                     <w:rPr>
                       <w:rFonts w:ascii="Avenir Next" w:hAnsi="Avenir Next" w:cs="Avenir Next" w:eastAsia="Avenir Next"/>
                       <w:color w:val="1A1A1A"/>
-                      <w:sz w:val="21"/>
+                      <w:sz w:val="22"/>
                       <w:szCs w:val="21"/>
                     </w:rPr>
                     <w:t xml:space="preserve">140</w:t>
@@ -4137,25 +4148,25 @@
                 <w:rFonts w:ascii="Avenir Next" w:hAnsi="Avenir Next" w:cs="Avenir Next" w:eastAsia="Avenir Next"/>
                 <w:b/>
                 <w:color w:val="003A70"/>
+                <w:sz w:val="22"/>
+                <w:szCs w:val="18"/>
+              </w:rPr>
+              <w:t xml:space="preserve">Step 1</w:t>
+            </w:r>
+            <w:r>
+              <w:rPr>
+                <w:rFonts w:ascii="Avenir Next" w:hAnsi="Avenir Next" w:cs="Avenir Next" w:eastAsia="Avenir Next"/>
+                <w:color w:val="1A1A1A"/>
                 <w:sz w:val="18"/>
                 <w:szCs w:val="18"/>
               </w:rPr>
-              <w:t xml:space="preserve">Step 1</w:t>
-            </w:r>
-            <w:r>
-              <w:rPr>
-                <w:rFonts w:ascii="Avenir Next" w:hAnsi="Avenir Next" w:cs="Avenir Next" w:eastAsia="Avenir Next"/>
-                <w:color w:val="1A1A1A"/>
-                <w:sz w:val="18"/>
-                <w:szCs w:val="18"/>
-              </w:rPr>
               <w:tab/>
             </w:r>
             <w:r>
               <w:rPr>
                 <w:rFonts w:ascii="Avenir Next" w:hAnsi="Avenir Next" w:cs="Avenir Next" w:eastAsia="Avenir Next"/>
                 <w:color w:val="1A1A1A"/>
-                <w:sz w:val="21"/>
+                <w:sz w:val="22"/>
                 <w:szCs w:val="21"/>
               </w:rPr>
               <w:t xml:space="preserve">Store A: 5 × 8 = 40. Multiply $8 by 8.</w:t>
@@ -4175,25 +4186,25 @@
                 <w:rFonts w:ascii="Avenir Next" w:hAnsi="Avenir Next" w:cs="Avenir Next" w:eastAsia="Avenir Next"/>
                 <w:b/>
                 <w:color w:val="003A70"/>
+                <w:sz w:val="22"/>
+                <w:szCs w:val="18"/>
+              </w:rPr>
+              <w:t xml:space="preserve">Step 2</w:t>
+            </w:r>
+            <w:r>
+              <w:rPr>
+                <w:rFonts w:ascii="Avenir Next" w:hAnsi="Avenir Next" w:cs="Avenir Next" w:eastAsia="Avenir Next"/>
+                <w:color w:val="1A1A1A"/>
                 <w:sz w:val="18"/>
                 <w:szCs w:val="18"/>
               </w:rPr>
-              <w:t xml:space="preserve">Step 2</w:t>
-            </w:r>
-            <w:r>
-              <w:rPr>
-                <w:rFonts w:ascii="Avenir Next" w:hAnsi="Avenir Next" w:cs="Avenir Next" w:eastAsia="Avenir Next"/>
-                <w:color w:val="1A1A1A"/>
-                <w:sz w:val="18"/>
-                <w:szCs w:val="18"/>
-              </w:rPr>
               <w:tab/>
             </w:r>
             <w:r>
               <w:rPr>
                 <w:rFonts w:ascii="Avenir Next" w:hAnsi="Avenir Next" w:cs="Avenir Next" w:eastAsia="Avenir Next"/>
                 <w:color w:val="1A1A1A"/>
-                <w:sz w:val="21"/>
+                <w:sz w:val="22"/>
                 <w:szCs w:val="21"/>
               </w:rPr>
               <w:t xml:space="preserve">Store B: 8 × 5 = 40. Multiply $12 by 5.</w:t>
@@ -4213,25 +4224,25 @@
                 <w:rFonts w:ascii="Avenir Next" w:hAnsi="Avenir Next" w:cs="Avenir Next" w:eastAsia="Avenir Next"/>
                 <w:b/>
                 <w:color w:val="003A70"/>
+                <w:sz w:val="22"/>
+                <w:szCs w:val="18"/>
+              </w:rPr>
+              <w:t xml:space="preserve">Step 3</w:t>
+            </w:r>
+            <w:r>
+              <w:rPr>
+                <w:rFonts w:ascii="Avenir Next" w:hAnsi="Avenir Next" w:cs="Avenir Next" w:eastAsia="Avenir Next"/>
+                <w:color w:val="1A1A1A"/>
                 <w:sz w:val="18"/>
                 <w:szCs w:val="18"/>
               </w:rPr>
-              <w:t xml:space="preserve">Step 3</w:t>
-            </w:r>
-            <w:r>
-              <w:rPr>
-                <w:rFonts w:ascii="Avenir Next" w:hAnsi="Avenir Next" w:cs="Avenir Next" w:eastAsia="Avenir Next"/>
-                <w:color w:val="1A1A1A"/>
-                <w:sz w:val="18"/>
-                <w:szCs w:val="18"/>
-              </w:rPr>
               <w:tab/>
             </w:r>
             <w:r>
               <w:rPr>
                 <w:rFonts w:ascii="Avenir Next" w:hAnsi="Avenir Next" w:cs="Avenir Next" w:eastAsia="Avenir Next"/>
                 <w:color w:val="1A1A1A"/>
-                <w:sz w:val="21"/>
+                <w:sz w:val="22"/>
                 <w:szCs w:val="21"/>
               </w:rPr>
               <w:t xml:space="preserve">The lower cost is the better buy.</w:t>
@@ -4469,25 +4480,25 @@
                 <w:rFonts w:ascii="Avenir Next" w:hAnsi="Avenir Next" w:cs="Avenir Next" w:eastAsia="Avenir Next"/>
                 <w:b/>
                 <w:color w:val="003A70"/>
+                <w:sz w:val="22"/>
+                <w:szCs w:val="18"/>
+              </w:rPr>
+              <w:t xml:space="preserve">Step 1</w:t>
+            </w:r>
+            <w:r>
+              <w:rPr>
+                <w:rFonts w:ascii="Avenir Next" w:hAnsi="Avenir Next" w:cs="Avenir Next" w:eastAsia="Avenir Next"/>
+                <w:color w:val="1A1A1A"/>
                 <w:sz w:val="18"/>
                 <w:szCs w:val="18"/>
               </w:rPr>
-              <w:t xml:space="preserve">Step 1</w:t>
-            </w:r>
-            <w:r>
-              <w:rPr>
-                <w:rFonts w:ascii="Avenir Next" w:hAnsi="Avenir Next" w:cs="Avenir Next" w:eastAsia="Avenir Next"/>
-                <w:color w:val="1A1A1A"/>
-                <w:sz w:val="18"/>
-                <w:szCs w:val="18"/>
-              </w:rPr>
               <w:tab/>
             </w:r>
             <w:r>
               <w:rPr>
                 <w:rFonts w:ascii="Avenir Next" w:hAnsi="Avenir Next" w:cs="Avenir Next" w:eastAsia="Avenir Next"/>
                 <w:color w:val="1A1A1A"/>
-                <w:sz w:val="21"/>
+                <w:sz w:val="22"/>
                 <w:szCs w:val="21"/>
               </w:rPr>
               <w:t xml:space="preserve">3 × 4 = 12 and 4 × 3 = 12.</w:t>
@@ -4507,25 +4518,25 @@
                 <w:rFonts w:ascii="Avenir Next" w:hAnsi="Avenir Next" w:cs="Avenir Next" w:eastAsia="Avenir Next"/>
                 <w:b/>
                 <w:color w:val="003A70"/>
+                <w:sz w:val="22"/>
+                <w:szCs w:val="18"/>
+              </w:rPr>
+              <w:t xml:space="preserve">Step 2</w:t>
+            </w:r>
+            <w:r>
+              <w:rPr>
+                <w:rFonts w:ascii="Avenir Next" w:hAnsi="Avenir Next" w:cs="Avenir Next" w:eastAsia="Avenir Next"/>
+                <w:color w:val="1A1A1A"/>
                 <w:sz w:val="18"/>
                 <w:szCs w:val="18"/>
               </w:rPr>
-              <w:t xml:space="preserve">Step 2</w:t>
-            </w:r>
-            <w:r>
-              <w:rPr>
-                <w:rFonts w:ascii="Avenir Next" w:hAnsi="Avenir Next" w:cs="Avenir Next" w:eastAsia="Avenir Next"/>
-                <w:color w:val="1A1A1A"/>
-                <w:sz w:val="18"/>
-                <w:szCs w:val="18"/>
-              </w:rPr>
               <w:tab/>
             </w:r>
             <w:r>
               <w:rPr>
                 <w:rFonts w:ascii="Avenir Next" w:hAnsi="Avenir Next" w:cs="Avenir Next" w:eastAsia="Avenir Next"/>
                 <w:color w:val="1A1A1A"/>
-                <w:sz w:val="21"/>
+                <w:sz w:val="22"/>
                 <w:szCs w:val="21"/>
               </w:rPr>
               <w:t xml:space="preserve">Multiply each price by the same number.</w:t>
@@ -4760,7 +4771,7 @@
                 <w:rFonts w:ascii="Avenir Next" w:hAnsi="Avenir Next" w:cs="Avenir Next" w:eastAsia="Avenir Next"/>
                 <w:b/>
                 <w:color w:val="003A70"/>
-                <w:sz w:val="17"/>
+                <w:sz w:val="22"/>
                 <w:szCs w:val="17"/>
               </w:rPr>
               <w:t xml:space="preserve">Frame  </w:t>
@@ -4770,10 +4781,30 @@
                 <w:rFonts w:ascii="Avenir Next" w:hAnsi="Avenir Next" w:cs="Avenir Next" w:eastAsia="Avenir Next"/>
                 <w:i/>
                 <w:color w:val="1A1A1A"/>
+                <w:sz w:val="22"/>
+                <w:szCs w:val="18"/>
+              </w:rPr>
+              <w:t xml:space="preserve">At 40 gallons, Car 1 goes </w:t>
+            </w:r>
+            <w:r>
+              <w:rPr>
+                <w:rFonts w:ascii="Avenir Next" w:hAnsi="Avenir Next" w:cs="Avenir Next" w:eastAsia="Avenir Next"/>
+                <w:color w:val="1A1A1A"/>
                 <w:sz w:val="18"/>
                 <w:szCs w:val="18"/>
-              </w:rPr>
-              <w:t xml:space="preserve">At 40 gallons, Car 1 goes </w:t>
+                <w:u w:val="single"/>
+              </w:rPr>
+              <w:t xml:space="preserve">      </w:t>
+            </w:r>
+            <w:r>
+              <w:rPr>
+                <w:rFonts w:ascii="Avenir Next" w:hAnsi="Avenir Next" w:cs="Avenir Next" w:eastAsia="Avenir Next"/>
+                <w:i/>
+                <w:color w:val="1A1A1A"/>
+                <w:sz w:val="22"/>
+                <w:szCs w:val="18"/>
+              </w:rPr>
+              <w:t xml:space="preserve"> miles and Car 2 goes </w:t>
             </w:r>
             <w:r>
               <w:rPr>
@@ -4790,17 +4821,17 @@
                 <w:rFonts w:ascii="Avenir Next" w:hAnsi="Avenir Next" w:cs="Avenir Next" w:eastAsia="Avenir Next"/>
                 <w:i/>
                 <w:color w:val="1A1A1A"/>
+                <w:sz w:val="22"/>
+                <w:szCs w:val="18"/>
+              </w:rPr>
+              <w:t xml:space="preserve"> miles, so </w:t>
+            </w:r>
+            <w:r>
+              <w:rPr>
+                <w:rFonts w:ascii="Avenir Next" w:hAnsi="Avenir Next" w:cs="Avenir Next" w:eastAsia="Avenir Next"/>
+                <w:color w:val="1A1A1A"/>
                 <w:sz w:val="18"/>
                 <w:szCs w:val="18"/>
-              </w:rPr>
-              <w:t xml:space="preserve"> miles and Car 2 goes </w:t>
-            </w:r>
-            <w:r>
-              <w:rPr>
-                <w:rFonts w:ascii="Avenir Next" w:hAnsi="Avenir Next" w:cs="Avenir Next" w:eastAsia="Avenir Next"/>
-                <w:color w:val="1A1A1A"/>
-                <w:sz w:val="18"/>
-                <w:szCs w:val="18"/>
                 <w:u w:val="single"/>
               </w:rPr>
               <w:t xml:space="preserve">      </w:t>
@@ -4810,27 +4841,7 @@
                 <w:rFonts w:ascii="Avenir Next" w:hAnsi="Avenir Next" w:cs="Avenir Next" w:eastAsia="Avenir Next"/>
                 <w:i/>
                 <w:color w:val="1A1A1A"/>
-                <w:sz w:val="18"/>
-                <w:szCs w:val="18"/>
-              </w:rPr>
-              <w:t xml:space="preserve"> miles, so </w:t>
-            </w:r>
-            <w:r>
-              <w:rPr>
-                <w:rFonts w:ascii="Avenir Next" w:hAnsi="Avenir Next" w:cs="Avenir Next" w:eastAsia="Avenir Next"/>
-                <w:color w:val="1A1A1A"/>
-                <w:sz w:val="18"/>
-                <w:szCs w:val="18"/>
-                <w:u w:val="single"/>
-              </w:rPr>
-              <w:t xml:space="preserve">      </w:t>
-            </w:r>
-            <w:r>
-              <w:rPr>
-                <w:rFonts w:ascii="Avenir Next" w:hAnsi="Avenir Next" w:cs="Avenir Next" w:eastAsia="Avenir Next"/>
-                <w:i/>
-                <w:color w:val="1A1A1A"/>
-                <w:sz w:val="18"/>
+                <w:sz w:val="22"/>
                 <w:szCs w:val="18"/>
               </w:rPr>
               <w:t xml:space="preserve"> is more efficient.</w:t>
@@ -4917,6 +4928,7 @@
     </w:p>
     <w:p>
       <w:pPr>
+        <w:pStyle w:val="Heading2"/>
         <w:keepNext/>
         <w:pBdr>
           <w:bottom w:val="single" w:sz="8" w:space="3" w:color="003A70"/>
@@ -4932,7 +4944,7 @@
           <w:b/>
           <w:color w:val="003A70"/>
           <w:spacing w:val="14"/>
-          <w:sz w:val="21"/>
+          <w:sz w:val="22"/>
           <w:szCs w:val="21"/>
         </w:rPr>
         <w:t xml:space="preserve">TEST PRACTICE</w:t>
@@ -4951,7 +4963,7 @@
           <w:rFonts w:ascii="Avenir Next" w:hAnsi="Avenir Next" w:cs="Avenir Next" w:eastAsia="Avenir Next"/>
           <w:i/>
           <w:color w:val="5A5F66"/>
-          <w:sz w:val="17"/>
+          <w:sz w:val="22"/>
           <w:szCs w:val="17"/>
         </w:rPr>
         <w:t xml:space="preserve">choose the best answer</w:t>
@@ -5083,25 +5095,25 @@
                       <w:rFonts w:ascii="Avenir Next" w:hAnsi="Avenir Next" w:cs="Avenir Next" w:eastAsia="Avenir Next"/>
                       <w:b/>
                       <w:color w:val="003A70"/>
+                      <w:sz w:val="22"/>
+                      <w:szCs w:val="21"/>
+                    </w:rPr>
+                    <w:t xml:space="preserve">A</w:t>
+                  </w:r>
+                  <w:r>
+                    <w:rPr>
+                      <w:rFonts w:ascii="Avenir Next" w:hAnsi="Avenir Next" w:cs="Avenir Next" w:eastAsia="Avenir Next"/>
+                      <w:color w:val="1A1A1A"/>
                       <w:sz w:val="21"/>
                       <w:szCs w:val="21"/>
                     </w:rPr>
-                    <w:t xml:space="preserve">A</w:t>
-                  </w:r>
-                  <w:r>
-                    <w:rPr>
-                      <w:rFonts w:ascii="Avenir Next" w:hAnsi="Avenir Next" w:cs="Avenir Next" w:eastAsia="Avenir Next"/>
-                      <w:color w:val="1A1A1A"/>
-                      <w:sz w:val="21"/>
-                      <w:szCs w:val="21"/>
-                    </w:rPr>
                     <w:tab/>
                   </w:r>
                   <w:r>
                     <w:rPr>
                       <w:rFonts w:ascii="Avenir Next" w:hAnsi="Avenir Next" w:cs="Avenir Next" w:eastAsia="Avenir Next"/>
                       <w:color w:val="1A1A1A"/>
-                      <w:sz w:val="21"/>
+                      <w:sz w:val="22"/>
                       <w:szCs w:val="21"/>
                     </w:rPr>
                     <w:t xml:space="preserve">14 bagels</w:t>
@@ -5126,25 +5138,25 @@
                       <w:rFonts w:ascii="Avenir Next" w:hAnsi="Avenir Next" w:cs="Avenir Next" w:eastAsia="Avenir Next"/>
                       <w:b/>
                       <w:color w:val="003A70"/>
+                      <w:sz w:val="22"/>
+                      <w:szCs w:val="21"/>
+                    </w:rPr>
+                    <w:t xml:space="preserve">B</w:t>
+                  </w:r>
+                  <w:r>
+                    <w:rPr>
+                      <w:rFonts w:ascii="Avenir Next" w:hAnsi="Avenir Next" w:cs="Avenir Next" w:eastAsia="Avenir Next"/>
+                      <w:color w:val="1A1A1A"/>
                       <w:sz w:val="21"/>
                       <w:szCs w:val="21"/>
                     </w:rPr>
-                    <w:t xml:space="preserve">B</w:t>
-                  </w:r>
-                  <w:r>
-                    <w:rPr>
-                      <w:rFonts w:ascii="Avenir Next" w:hAnsi="Avenir Next" w:cs="Avenir Next" w:eastAsia="Avenir Next"/>
-                      <w:color w:val="1A1A1A"/>
-                      <w:sz w:val="21"/>
-                      <w:szCs w:val="21"/>
-                    </w:rPr>
                     <w:tab/>
                   </w:r>
                   <w:r>
                     <w:rPr>
                       <w:rFonts w:ascii="Avenir Next" w:hAnsi="Avenir Next" w:cs="Avenir Next" w:eastAsia="Avenir Next"/>
                       <w:color w:val="1A1A1A"/>
-                      <w:sz w:val="21"/>
+                      <w:sz w:val="22"/>
                       <w:szCs w:val="21"/>
                     </w:rPr>
                     <w:t xml:space="preserve">24 bagels</w:t>
@@ -5169,25 +5181,25 @@
                       <w:rFonts w:ascii="Avenir Next" w:hAnsi="Avenir Next" w:cs="Avenir Next" w:eastAsia="Avenir Next"/>
                       <w:b/>
                       <w:color w:val="003A70"/>
+                      <w:sz w:val="22"/>
+                      <w:szCs w:val="21"/>
+                    </w:rPr>
+                    <w:t xml:space="preserve">C</w:t>
+                  </w:r>
+                  <w:r>
+                    <w:rPr>
+                      <w:rFonts w:ascii="Avenir Next" w:hAnsi="Avenir Next" w:cs="Avenir Next" w:eastAsia="Avenir Next"/>
+                      <w:color w:val="1A1A1A"/>
                       <w:sz w:val="21"/>
                       <w:szCs w:val="21"/>
                     </w:rPr>
-                    <w:t xml:space="preserve">C</w:t>
-                  </w:r>
-                  <w:r>
-                    <w:rPr>
-                      <w:rFonts w:ascii="Avenir Next" w:hAnsi="Avenir Next" w:cs="Avenir Next" w:eastAsia="Avenir Next"/>
-                      <w:color w:val="1A1A1A"/>
-                      <w:sz w:val="21"/>
-                      <w:szCs w:val="21"/>
-                    </w:rPr>
                     <w:tab/>
                   </w:r>
                   <w:r>
                     <w:rPr>
                       <w:rFonts w:ascii="Avenir Next" w:hAnsi="Avenir Next" w:cs="Avenir Next" w:eastAsia="Avenir Next"/>
                       <w:color w:val="1A1A1A"/>
-                      <w:sz w:val="21"/>
+                      <w:sz w:val="22"/>
                       <w:szCs w:val="21"/>
                     </w:rPr>
                     <w:t xml:space="preserve">16 bagels</w:t>
@@ -5212,25 +5224,25 @@
                       <w:rFonts w:ascii="Avenir Next" w:hAnsi="Avenir Next" w:cs="Avenir Next" w:eastAsia="Avenir Next"/>
                       <w:b/>
                       <w:color w:val="003A70"/>
+                      <w:sz w:val="22"/>
+                      <w:szCs w:val="21"/>
+                    </w:rPr>
+                    <w:t xml:space="preserve">D</w:t>
+                  </w:r>
+                  <w:r>
+                    <w:rPr>
+                      <w:rFonts w:ascii="Avenir Next" w:hAnsi="Avenir Next" w:cs="Avenir Next" w:eastAsia="Avenir Next"/>
+                      <w:color w:val="1A1A1A"/>
                       <w:sz w:val="21"/>
                       <w:szCs w:val="21"/>
                     </w:rPr>
-                    <w:t xml:space="preserve">D</w:t>
-                  </w:r>
-                  <w:r>
-                    <w:rPr>
-                      <w:rFonts w:ascii="Avenir Next" w:hAnsi="Avenir Next" w:cs="Avenir Next" w:eastAsia="Avenir Next"/>
-                      <w:color w:val="1A1A1A"/>
-                      <w:sz w:val="21"/>
-                      <w:szCs w:val="21"/>
-                    </w:rPr>
                     <w:tab/>
                   </w:r>
                   <w:r>
                     <w:rPr>
                       <w:rFonts w:ascii="Avenir Next" w:hAnsi="Avenir Next" w:cs="Avenir Next" w:eastAsia="Avenir Next"/>
                       <w:color w:val="1A1A1A"/>
-                      <w:sz w:val="21"/>
+                      <w:sz w:val="22"/>
                       <w:szCs w:val="21"/>
                     </w:rPr>
                     <w:t xml:space="preserve">10 bagels</w:t>
@@ -5378,25 +5390,25 @@
                       <w:rFonts w:ascii="Avenir Next" w:hAnsi="Avenir Next" w:cs="Avenir Next" w:eastAsia="Avenir Next"/>
                       <w:b/>
                       <w:color w:val="003A70"/>
+                      <w:sz w:val="22"/>
+                      <w:szCs w:val="21"/>
+                    </w:rPr>
+                    <w:t xml:space="preserve">A</w:t>
+                  </w:r>
+                  <w:r>
+                    <w:rPr>
+                      <w:rFonts w:ascii="Avenir Next" w:hAnsi="Avenir Next" w:cs="Avenir Next" w:eastAsia="Avenir Next"/>
+                      <w:color w:val="1A1A1A"/>
                       <w:sz w:val="21"/>
                       <w:szCs w:val="21"/>
                     </w:rPr>
-                    <w:t xml:space="preserve">A</w:t>
-                  </w:r>
-                  <w:r>
-                    <w:rPr>
-                      <w:rFonts w:ascii="Avenir Next" w:hAnsi="Avenir Next" w:cs="Avenir Next" w:eastAsia="Avenir Next"/>
-                      <w:color w:val="1A1A1A"/>
-                      <w:sz w:val="21"/>
-                      <w:szCs w:val="21"/>
-                    </w:rPr>
                     <w:tab/>
                   </w:r>
                   <w:r>
                     <w:rPr>
                       <w:rFonts w:ascii="Avenir Next" w:hAnsi="Avenir Next" w:cs="Avenir Next" w:eastAsia="Avenir Next"/>
                       <w:color w:val="1A1A1A"/>
-                      <w:sz w:val="21"/>
+                      <w:sz w:val="22"/>
                       <w:szCs w:val="21"/>
                     </w:rPr>
                     <w:t xml:space="preserve">Dante (200 min)</w:t>
@@ -5421,25 +5433,25 @@
                       <w:rFonts w:ascii="Avenir Next" w:hAnsi="Avenir Next" w:cs="Avenir Next" w:eastAsia="Avenir Next"/>
                       <w:b/>
                       <w:color w:val="003A70"/>
+                      <w:sz w:val="22"/>
+                      <w:szCs w:val="21"/>
+                    </w:rPr>
+                    <w:t xml:space="preserve">B</w:t>
+                  </w:r>
+                  <w:r>
+                    <w:rPr>
+                      <w:rFonts w:ascii="Avenir Next" w:hAnsi="Avenir Next" w:cs="Avenir Next" w:eastAsia="Avenir Next"/>
+                      <w:color w:val="1A1A1A"/>
                       <w:sz w:val="21"/>
                       <w:szCs w:val="21"/>
                     </w:rPr>
-                    <w:t xml:space="preserve">B</w:t>
-                  </w:r>
-                  <w:r>
-                    <w:rPr>
-                      <w:rFonts w:ascii="Avenir Next" w:hAnsi="Avenir Next" w:cs="Avenir Next" w:eastAsia="Avenir Next"/>
-                      <w:color w:val="1A1A1A"/>
-                      <w:sz w:val="21"/>
-                      <w:szCs w:val="21"/>
-                    </w:rPr>
                     <w:tab/>
                   </w:r>
                   <w:r>
                     <w:rPr>
                       <w:rFonts w:ascii="Avenir Next" w:hAnsi="Avenir Next" w:cs="Avenir Next" w:eastAsia="Avenir Next"/>
                       <w:color w:val="1A1A1A"/>
-                      <w:sz w:val="21"/>
+                      <w:sz w:val="22"/>
                       <w:szCs w:val="21"/>
                     </w:rPr>
                     <w:t xml:space="preserve">Ella (180 min)</w:t>
@@ -5464,25 +5476,25 @@
                       <w:rFonts w:ascii="Avenir Next" w:hAnsi="Avenir Next" w:cs="Avenir Next" w:eastAsia="Avenir Next"/>
                       <w:b/>
                       <w:color w:val="003A70"/>
+                      <w:sz w:val="22"/>
+                      <w:szCs w:val="21"/>
+                    </w:rPr>
+                    <w:t xml:space="preserve">C</w:t>
+                  </w:r>
+                  <w:r>
+                    <w:rPr>
+                      <w:rFonts w:ascii="Avenir Next" w:hAnsi="Avenir Next" w:cs="Avenir Next" w:eastAsia="Avenir Next"/>
+                      <w:color w:val="1A1A1A"/>
                       <w:sz w:val="21"/>
                       <w:szCs w:val="21"/>
                     </w:rPr>
-                    <w:t xml:space="preserve">C</w:t>
-                  </w:r>
-                  <w:r>
-                    <w:rPr>
-                      <w:rFonts w:ascii="Avenir Next" w:hAnsi="Avenir Next" w:cs="Avenir Next" w:eastAsia="Avenir Next"/>
-                      <w:color w:val="1A1A1A"/>
-                      <w:sz w:val="21"/>
-                      <w:szCs w:val="21"/>
-                    </w:rPr>
                     <w:tab/>
                   </w:r>
                   <w:r>
                     <w:rPr>
                       <w:rFonts w:ascii="Avenir Next" w:hAnsi="Avenir Next" w:cs="Avenir Next" w:eastAsia="Avenir Next"/>
                       <w:color w:val="1A1A1A"/>
-                      <w:sz w:val="21"/>
+                      <w:sz w:val="22"/>
                       <w:szCs w:val="21"/>
                     </w:rPr>
                     <w:t xml:space="preserve">Dante (150 min)</w:t>
@@ -5507,25 +5519,25 @@
                       <w:rFonts w:ascii="Avenir Next" w:hAnsi="Avenir Next" w:cs="Avenir Next" w:eastAsia="Avenir Next"/>
                       <w:b/>
                       <w:color w:val="003A70"/>
+                      <w:sz w:val="22"/>
+                      <w:szCs w:val="21"/>
+                    </w:rPr>
+                    <w:t xml:space="preserve">D</w:t>
+                  </w:r>
+                  <w:r>
+                    <w:rPr>
+                      <w:rFonts w:ascii="Avenir Next" w:hAnsi="Avenir Next" w:cs="Avenir Next" w:eastAsia="Avenir Next"/>
+                      <w:color w:val="1A1A1A"/>
                       <w:sz w:val="21"/>
                       <w:szCs w:val="21"/>
                     </w:rPr>
-                    <w:t xml:space="preserve">D</w:t>
-                  </w:r>
-                  <w:r>
-                    <w:rPr>
-                      <w:rFonts w:ascii="Avenir Next" w:hAnsi="Avenir Next" w:cs="Avenir Next" w:eastAsia="Avenir Next"/>
-                      <w:color w:val="1A1A1A"/>
-                      <w:sz w:val="21"/>
-                      <w:szCs w:val="21"/>
-                    </w:rPr>
                     <w:tab/>
                   </w:r>
                   <w:r>
                     <w:rPr>
                       <w:rFonts w:ascii="Avenir Next" w:hAnsi="Avenir Next" w:cs="Avenir Next" w:eastAsia="Avenir Next"/>
                       <w:color w:val="1A1A1A"/>
-                      <w:sz w:val="21"/>
+                      <w:sz w:val="22"/>
                       <w:szCs w:val="21"/>
                     </w:rPr>
                     <w:t xml:space="preserve">Same speed</w:t>
@@ -5591,6 +5603,7 @@
           </w:tcPr>
           <w:p>
             <w:pPr>
+              <w:pStyle w:val="Heading2"/>
               <w:spacing w:before="0" w:after="0" w:line="240" w:lineRule="auto"/>
             </w:pPr>
             <w:r>
@@ -5628,7 +5641,7 @@
               <w:rPr>
                 <w:rFonts w:ascii="Avenir Next" w:hAnsi="Avenir Next" w:cs="Avenir Next" w:eastAsia="Avenir Next"/>
                 <w:color w:val="1A1A1A"/>
-                <w:sz w:val="17"/>
+                <w:sz w:val="22"/>
                 <w:szCs w:val="17"/>
               </w:rPr>
               <w:t xml:space="preserve">  I can do this on my own</w:t>
@@ -5657,7 +5670,7 @@
               <w:rPr>
                 <w:rFonts w:ascii="Avenir Next" w:hAnsi="Avenir Next" w:cs="Avenir Next" w:eastAsia="Avenir Next"/>
                 <w:color w:val="1A1A1A"/>
-                <w:sz w:val="17"/>
+                <w:sz w:val="22"/>
                 <w:szCs w:val="17"/>
               </w:rPr>
               <w:t xml:space="preserve">  I need a little help</w:t>
@@ -5686,7 +5699,7 @@
               <w:rPr>
                 <w:rFonts w:ascii="Avenir Next" w:hAnsi="Avenir Next" w:cs="Avenir Next" w:eastAsia="Avenir Next"/>
                 <w:color w:val="1A1A1A"/>
-                <w:sz w:val="17"/>
+                <w:sz w:val="22"/>
                 <w:szCs w:val="17"/>
               </w:rPr>
               <w:t xml:space="preserve">  I have a question about #</w:t>
@@ -5724,7 +5737,7 @@
         <w:rPr>
           <w:rFonts w:ascii="Avenir Next" w:hAnsi="Avenir Next" w:cs="Avenir Next" w:eastAsia="Avenir Next"/>
           <w:color w:val="5A5F66"/>
-          <w:sz w:val="17"/>
+          <w:sz w:val="22"/>
           <w:szCs w:val="17"/>
         </w:rPr>
         <w:t xml:space="preserve">Compare two sizes of one item in a store ad using a benchmark.</w:t>
@@ -5818,7 +5831,106 @@
               <w:sz w:val="15"/>
               <w:szCs w:val="15"/>
             </w:rPr>
-            <w:t xml:space="preserve">Lesson 3-5  ·  Homework Packet  ·  Level 1</w:t>
+            <w:t xml:space="preserve">3-5 · Page </w:t>
+          </w:r>
+          <w:r>
+            <w:rPr>
+              <w:rFonts w:ascii="Avenir Next" w:hAnsi="Avenir Next" w:cs="Avenir Next" w:eastAsia="Avenir Next"/>
+              <w:color w:val="5A5F66"/>
+              <w:sz w:val="15"/>
+              <w:szCs w:val="15"/>
+            </w:rPr>
+            <w:fldChar w:fldCharType="begin"/>
+          </w:r>
+          <w:r>
+            <w:rPr>
+              <w:rFonts w:ascii="Avenir Next" w:hAnsi="Avenir Next" w:cs="Avenir Next" w:eastAsia="Avenir Next"/>
+              <w:color w:val="5A5F66"/>
+              <w:sz w:val="15"/>
+              <w:szCs w:val="15"/>
+            </w:rPr>
+            <w:instrText xml:space="preserve"> PAGE </w:instrText>
+          </w:r>
+          <w:r>
+            <w:rPr>
+              <w:rFonts w:ascii="Avenir Next" w:hAnsi="Avenir Next" w:cs="Avenir Next" w:eastAsia="Avenir Next"/>
+              <w:color w:val="5A5F66"/>
+              <w:sz w:val="15"/>
+              <w:szCs w:val="15"/>
+            </w:rPr>
+            <w:fldChar w:fldCharType="separate"/>
+          </w:r>
+          <w:r>
+            <w:rPr>
+              <w:rFonts w:ascii="Avenir Next" w:hAnsi="Avenir Next" w:cs="Avenir Next" w:eastAsia="Avenir Next"/>
+              <w:color w:val="5A5F66"/>
+              <w:sz w:val="15"/>
+              <w:szCs w:val="15"/>
+            </w:rPr>
+            <w:t xml:space="preserve">1</w:t>
+          </w:r>
+          <w:r>
+            <w:rPr>
+              <w:rFonts w:ascii="Avenir Next" w:hAnsi="Avenir Next" w:cs="Avenir Next" w:eastAsia="Avenir Next"/>
+              <w:color w:val="5A5F66"/>
+              <w:sz w:val="15"/>
+              <w:szCs w:val="15"/>
+            </w:rPr>
+            <w:fldChar w:fldCharType="end"/>
+          </w:r>
+          <w:r>
+            <w:rPr>
+              <w:rFonts w:ascii="Avenir Next" w:hAnsi="Avenir Next" w:cs="Avenir Next" w:eastAsia="Avenir Next"/>
+              <w:color w:val="5A5F66"/>
+              <w:sz w:val="15"/>
+              <w:szCs w:val="15"/>
+            </w:rPr>
+            <w:t xml:space="preserve"> of </w:t>
+          </w:r>
+          <w:r>
+            <w:rPr>
+              <w:rFonts w:ascii="Avenir Next" w:hAnsi="Avenir Next" w:cs="Avenir Next" w:eastAsia="Avenir Next"/>
+              <w:color w:val="5A5F66"/>
+              <w:sz w:val="15"/>
+              <w:szCs w:val="15"/>
+            </w:rPr>
+            <w:fldChar w:fldCharType="begin"/>
+          </w:r>
+          <w:r>
+            <w:rPr>
+              <w:rFonts w:ascii="Avenir Next" w:hAnsi="Avenir Next" w:cs="Avenir Next" w:eastAsia="Avenir Next"/>
+              <w:color w:val="5A5F66"/>
+              <w:sz w:val="15"/>
+              <w:szCs w:val="15"/>
+            </w:rPr>
+            <w:instrText xml:space="preserve"> NUMPAGES </w:instrText>
+          </w:r>
+          <w:r>
+            <w:rPr>
+              <w:rFonts w:ascii="Avenir Next" w:hAnsi="Avenir Next" w:cs="Avenir Next" w:eastAsia="Avenir Next"/>
+              <w:color w:val="5A5F66"/>
+              <w:sz w:val="15"/>
+              <w:szCs w:val="15"/>
+            </w:rPr>
+            <w:fldChar w:fldCharType="separate"/>
+          </w:r>
+          <w:r>
+            <w:rPr>
+              <w:rFonts w:ascii="Avenir Next" w:hAnsi="Avenir Next" w:cs="Avenir Next" w:eastAsia="Avenir Next"/>
+              <w:color w:val="5A5F66"/>
+              <w:sz w:val="15"/>
+              <w:szCs w:val="15"/>
+            </w:rPr>
+            <w:t xml:space="preserve">1</w:t>
+          </w:r>
+          <w:r>
+            <w:rPr>
+              <w:rFonts w:ascii="Avenir Next" w:hAnsi="Avenir Next" w:cs="Avenir Next" w:eastAsia="Avenir Next"/>
+              <w:color w:val="5A5F66"/>
+              <w:sz w:val="15"/>
+              <w:szCs w:val="15"/>
+            </w:rPr>
+            <w:fldChar w:fldCharType="end"/>
           </w:r>
         </w:p>
       </w:tc>
@@ -5861,5 +5973,23 @@
       </w:tblCellMar>
     </w:tblPr>
   </w:style>
+  <w:style w:type="paragraph" w:styleId="Heading1">
+    <w:name w:val="heading 1"/>
+    <w:basedOn w:val="Normal"/>
+    <w:pPr>
+      <w:outlineLvl w:val="0"/>
+      <w:keepNext w:val="0"/>
+      <w:keepLines w:val="0"/>
+    </w:pPr>
+  </w:style>
+  <w:style w:type="paragraph" w:styleId="Heading2">
+    <w:name w:val="heading 2"/>
+    <w:basedOn w:val="Normal"/>
+    <w:pPr>
+      <w:outlineLvl w:val="1"/>
+      <w:keepNext w:val="0"/>
+      <w:keepLines w:val="0"/>
+    </w:pPr>
+  </w:style>
 </w:styles>
 </file>